--- a/prosedurler/EMS.ÜR.TL.05.07. Yarn Receiving and Yarn Lot Control Instruction.docx
+++ b/prosedurler/EMS.ÜR.TL.05.07. Yarn Receiving and Yarn Lot Control Instruction.docx
@@ -2089,69 +2089,6 @@
                 <w:color w:val="000000"/>
                 <w:lang w:val="en-GB" w:eastAsia="en-GB"/>
               </w:rPr>
-              <w:drawing>
-                <wp:anchor distT="0" distB="0" distL="114300" distR="114300" simplePos="0" relativeHeight="251658240" behindDoc="0" locked="0" layoutInCell="1" allowOverlap="1" wp14:anchorId="168E1990" wp14:editId="230A926C">
-                  <wp:simplePos x="0" y="0"/>
-                  <wp:positionH relativeFrom="column">
-                    <wp:posOffset>-143510</wp:posOffset>
-                  </wp:positionH>
-                  <wp:positionV relativeFrom="paragraph">
-                    <wp:posOffset>153670</wp:posOffset>
-                  </wp:positionV>
-                  <wp:extent cx="1569720" cy="1046480"/>
-                  <wp:effectExtent l="0" t="0" r="0" b="0"/>
-                  <wp:wrapNone/>
-                  <wp:docPr id="1968470152" name="Resim 1"/>
-                  <wp:cNvGraphicFramePr>
-                    <a:graphicFrameLocks xmlns:a="http://schemas.openxmlformats.org/drawingml/2006/main" noChangeAspect="1"/>
-                  </wp:cNvGraphicFramePr>
-                  <a:graphic xmlns:a="http://schemas.openxmlformats.org/drawingml/2006/main">
-                    <a:graphicData uri="http://schemas.openxmlformats.org/drawingml/2006/picture">
-                      <pic:pic xmlns:pic="http://schemas.openxmlformats.org/drawingml/2006/picture">
-                        <pic:nvPicPr>
-                          <pic:cNvPr id="1968470152" name="Resim 1968470152"/>
-                          <pic:cNvPicPr/>
-                        </pic:nvPicPr>
-                        <pic:blipFill>
-                          <a:blip r:embed="rId9" cstate="print">
-                            <a:extLst>
-                              <a:ext uri="{28A0092B-C50C-407E-A947-70E740481C1C}">
-                                <a14:useLocalDpi xmlns:a14="http://schemas.microsoft.com/office/drawing/2010/main" val="0"/>
-                              </a:ext>
-                            </a:extLst>
-                          </a:blip>
-                          <a:stretch>
-                            <a:fillRect/>
-                          </a:stretch>
-                        </pic:blipFill>
-                        <pic:spPr>
-                          <a:xfrm>
-                            <a:off x="0" y="0"/>
-                            <a:ext cx="1569720" cy="1046480"/>
-                          </a:xfrm>
-                          <a:prstGeom prst="rect">
-                            <a:avLst/>
-                          </a:prstGeom>
-                        </pic:spPr>
-                      </pic:pic>
-                    </a:graphicData>
-                  </a:graphic>
-                  <wp14:sizeRelH relativeFrom="page">
-                    <wp14:pctWidth>0</wp14:pctWidth>
-                  </wp14:sizeRelH>
-                  <wp14:sizeRelV relativeFrom="page">
-                    <wp14:pctHeight>0</wp14:pctHeight>
-                  </wp14:sizeRelV>
-                </wp:anchor>
-              </w:drawing>
-            </w:r>
-            <w:r>
-              <w:rPr>
-                <w:rFonts w:ascii="Calibri" w:eastAsia="Times New Roman" w:hAnsi="Calibri" w:cs="Calibri"/>
-                <w:noProof/>
-                <w:color w:val="000000"/>
-                <w:lang w:val="en-GB" w:eastAsia="en-GB"/>
-              </w:rPr>
               <w:t>Kalite Güvence Müdürü</w:t>
             </w:r>
           </w:p>
@@ -2192,7 +2129,7 @@
                 <w:szCs w:val="18"/>
                 <w:lang w:val="en-GB" w:eastAsia="en-GB"/>
               </w:rPr>
-              <w:t>ABDULLAH BAYDOGAN</w:t>
+              <w:t>ABDULLAH BAYDOĞAN</w:t>
             </w:r>
           </w:p>
         </w:tc>
@@ -2364,7 +2301,7 @@
               <w:bottom w:val="single" w:sz="4" w:space="0" w:color="auto"/>
               <w:right w:val="single" w:sz="4" w:space="0" w:color="auto"/>
             </w:tcBorders>
-            <w:vAlign w:val="bottom"/>
+            <w:vAlign w:val="center"/>
           </w:tcPr>
           <w:p>
             <w:pPr>
@@ -2377,6 +2314,43 @@
                 <w:lang w:val="en-GB" w:eastAsia="en-GB"/>
               </w:rPr>
             </w:pPr>
+            <w:r>
+              <w:drawing>
+                <wp:inline distT="0" distB="0" distL="0" distR="0">
+                  <wp:extent cx="659218" cy="566928"/>
+                  <wp:effectExtent l="0" t="0" r="0" b="0"/>
+                  <wp:docPr id="900102" name="Imza Ali Kaan Genc"/>
+                  <wp:cNvGraphicFramePr>
+                    <a:graphicFrameLocks xmlns:a="http://schemas.openxmlformats.org/drawingml/2006/main" noChangeAspect="1"/>
+                  </wp:cNvGraphicFramePr>
+                  <a:graphic xmlns:a="http://schemas.openxmlformats.org/drawingml/2006/main">
+                    <a:graphicData uri="http://schemas.openxmlformats.org/drawingml/2006/picture">
+                      <pic:pic xmlns:pic="http://schemas.openxmlformats.org/drawingml/2006/picture">
+                        <pic:nvPicPr>
+                          <pic:cNvPr id="900102" name="Imza Ali Kaan Genc"/>
+                          <pic:cNvPicPr/>
+                        </pic:nvPicPr>
+                        <pic:blipFill>
+                          <a:blip r:embed="sigAliKaan"/>
+                          <a:stretch>
+                            <a:fillRect/>
+                          </a:stretch>
+                        </pic:blipFill>
+                        <pic:spPr>
+                          <a:xfrm>
+                            <a:off x="0" y="0"/>
+                            <a:ext cx="659218" cy="566928"/>
+                          </a:xfrm>
+                          <a:prstGeom prst="rect">
+                            <a:avLst/>
+                          </a:prstGeom>
+                        </pic:spPr>
+                      </pic:pic>
+                    </a:graphicData>
+                  </a:graphic>
+                </wp:inline>
+              </w:drawing>
+            </w:r>
           </w:p>
         </w:tc>
         <w:tc>
@@ -2414,7 +2388,7 @@
               <w:bottom w:val="single" w:sz="4" w:space="0" w:color="auto"/>
               <w:right w:val="single" w:sz="4" w:space="0" w:color="auto"/>
             </w:tcBorders>
-            <w:vAlign w:val="bottom"/>
+            <w:vAlign w:val="center"/>
           </w:tcPr>
           <w:p>
             <w:pPr>
@@ -2427,6 +2401,43 @@
                 <w:lang w:val="en-GB" w:eastAsia="en-GB"/>
               </w:rPr>
             </w:pPr>
+            <w:r>
+              <w:drawing>
+                <wp:inline distT="0" distB="0" distL="0" distR="0">
+                  <wp:extent cx="850392" cy="566928"/>
+                  <wp:effectExtent l="0" t="0" r="0" b="0"/>
+                  <wp:docPr id="900104" name="Imza Abdullah Baydogan"/>
+                  <wp:cNvGraphicFramePr>
+                    <a:graphicFrameLocks xmlns:a="http://schemas.openxmlformats.org/drawingml/2006/main" noChangeAspect="1"/>
+                  </wp:cNvGraphicFramePr>
+                  <a:graphic xmlns:a="http://schemas.openxmlformats.org/drawingml/2006/main">
+                    <a:graphicData uri="http://schemas.openxmlformats.org/drawingml/2006/picture">
+                      <pic:pic xmlns:pic="http://schemas.openxmlformats.org/drawingml/2006/picture">
+                        <pic:nvPicPr>
+                          <pic:cNvPr id="900104" name="Imza Abdullah Baydogan"/>
+                          <pic:cNvPicPr/>
+                        </pic:nvPicPr>
+                        <pic:blipFill>
+                          <a:blip r:embed="rId9"/>
+                          <a:stretch>
+                            <a:fillRect/>
+                          </a:stretch>
+                        </pic:blipFill>
+                        <pic:spPr>
+                          <a:xfrm>
+                            <a:off x="0" y="0"/>
+                            <a:ext cx="850392" cy="566928"/>
+                          </a:xfrm>
+                          <a:prstGeom prst="rect">
+                            <a:avLst/>
+                          </a:prstGeom>
+                        </pic:spPr>
+                      </pic:pic>
+                    </a:graphicData>
+                  </a:graphic>
+                </wp:inline>
+              </w:drawing>
+            </w:r>
           </w:p>
         </w:tc>
         <w:tc>
@@ -2464,7 +2475,7 @@
               <w:bottom w:val="single" w:sz="4" w:space="0" w:color="auto"/>
               <w:right w:val="single" w:sz="4" w:space="0" w:color="auto"/>
             </w:tcBorders>
-            <w:vAlign w:val="bottom"/>
+            <w:vAlign w:val="center"/>
           </w:tcPr>
           <w:p>
             <w:pPr>
@@ -2477,6 +2488,43 @@
                 <w:lang w:val="en-GB" w:eastAsia="en-GB"/>
               </w:rPr>
             </w:pPr>
+            <w:r>
+              <w:drawing>
+                <wp:inline distT="0" distB="0" distL="0" distR="0">
+                  <wp:extent cx="944879" cy="566928"/>
+                  <wp:effectExtent l="0" t="0" r="0" b="0"/>
+                  <wp:docPr id="900106" name="Imza Fatih Salbars"/>
+                  <wp:cNvGraphicFramePr>
+                    <a:graphicFrameLocks xmlns:a="http://schemas.openxmlformats.org/drawingml/2006/main" noChangeAspect="1"/>
+                  </wp:cNvGraphicFramePr>
+                  <a:graphic xmlns:a="http://schemas.openxmlformats.org/drawingml/2006/main">
+                    <a:graphicData uri="http://schemas.openxmlformats.org/drawingml/2006/picture">
+                      <pic:pic xmlns:pic="http://schemas.openxmlformats.org/drawingml/2006/picture">
+                        <pic:nvPicPr>
+                          <pic:cNvPr id="900106" name="Imza Fatih Salbars"/>
+                          <pic:cNvPicPr/>
+                        </pic:nvPicPr>
+                        <pic:blipFill>
+                          <a:blip r:embed="sigFatih"/>
+                          <a:stretch>
+                            <a:fillRect/>
+                          </a:stretch>
+                        </pic:blipFill>
+                        <pic:spPr>
+                          <a:xfrm>
+                            <a:off x="0" y="0"/>
+                            <a:ext cx="944879" cy="566928"/>
+                          </a:xfrm>
+                          <a:prstGeom prst="rect">
+                            <a:avLst/>
+                          </a:prstGeom>
+                        </pic:spPr>
+                      </pic:pic>
+                    </a:graphicData>
+                  </a:graphic>
+                </wp:inline>
+              </w:drawing>
+            </w:r>
           </w:p>
         </w:tc>
       </w:tr>

--- a/prosedurler/EMS.ÜR.TL.05.07. Yarn Receiving and Yarn Lot Control Instruction.docx
+++ b/prosedurler/EMS.ÜR.TL.05.07. Yarn Receiving and Yarn Lot Control Instruction.docx
@@ -32,7 +32,7 @@
           <w:sz w:val="24"/>
           <w:szCs w:val="24"/>
         </w:rPr>
-        <w:t xml:space="preserve">This instruction defines how yarn is received, checked, identified by lot and issued to knitting at Eroglu Knitting (EMS), so that only conforming yarn is used and different yarn lots are never mixed in one fabric order.</w:t>
+        <w:t xml:space="preserve">This instruction defines how yarn is received, checked, identified by lot, tested, stored and issued to knitting at Eroglu Knitting (EMS), so that only conforming yarn is used, different yarn lots are never mixed in one fabric order and every fabric roll can be traced back to its yarn lot. It also covers the yarn lot check and feeding step of the knitting process (TLM-ORM-01).</w:t>
       </w:r>
     </w:p>
     <w:p>
@@ -73,7 +73,7 @@
           <w:sz w:val="24"/>
           <w:szCs w:val="24"/>
         </w:rPr>
-        <w:t xml:space="preserve">It applies to all cotton, blended, synthetic, elastane, recycled (GRS/RCS) and organic yarns received at the yarn warehouse and to all yarn issued to the knitting department.</w:t>
+        <w:t xml:space="preserve">It applies to all cotton, blended, synthetic, elastane, recycled (GRS/RCS) and organic yarns received at the yarn warehouse (purchased or from the in-house spinning mill) and to all yarn issued, fed and returned at the knitting department.</w:t>
       </w:r>
     </w:p>
     <w:p>
@@ -124,15 +124,15 @@
           <w:sz w:val="24"/>
           <w:szCs w:val="24"/>
         </w:rPr>
-        <w:t xml:space="preserve">Yarn Warehouse Officer:</w:t>
-      </w:r>
-      <w:r>
-        <w:rPr>
-          <w:rFonts w:ascii="Calibri" w:hAnsi="Calibri" w:cs="Arial"/>
-          <w:sz w:val="24"/>
-          <w:szCs w:val="24"/>
-        </w:rPr>
-        <w:t xml:space="preserve"> Receives, counts, labels and stores the yarn by lot and issues it against the knitting order.</w:t>
+        <w:t xml:space="preserve">Planning Manager:</w:t>
+      </w:r>
+      <w:r>
+        <w:rPr>
+          <w:rFonts w:ascii="Calibri" w:hAnsi="Calibri" w:cs="Arial"/>
+          <w:sz w:val="24"/>
+          <w:szCs w:val="24"/>
+        </w:rPr>
+        <w:t xml:space="preserve"> Prepares the production order with fabric type, GSM, width, yarn count and quantity, assigns the yarn lot and records it on the Production Order and Yarn Lot Form (FRM-ORM-01).</w:t>
       </w:r>
     </w:p>
     <w:p>
@@ -158,15 +158,15 @@
           <w:sz w:val="24"/>
           <w:szCs w:val="24"/>
         </w:rPr>
-        <w:t xml:space="preserve">Quality Control (Incoming):</w:t>
-      </w:r>
-      <w:r>
-        <w:rPr>
-          <w:rFonts w:ascii="Calibri" w:hAnsi="Calibri" w:cs="Arial"/>
-          <w:sz w:val="24"/>
-          <w:szCs w:val="24"/>
-        </w:rPr>
-        <w:t xml:space="preserve"> Checks documents, appearance, count and lot information and releases or holds the yarn.</w:t>
+        <w:t xml:space="preserve">Production Manager:</w:t>
+      </w:r>
+      <w:r>
+        <w:rPr>
+          <w:rFonts w:ascii="Calibri" w:hAnsi="Calibri" w:cs="Arial"/>
+          <w:sz w:val="24"/>
+          <w:szCs w:val="24"/>
+        </w:rPr>
+        <w:t xml:space="preserve"> Reviews this instruction, ensures resources and discipline for lot control and decides on lot mixing exceptions together with Quality.</w:t>
       </w:r>
     </w:p>
     <w:p>
@@ -192,6 +192,74 @@
           <w:sz w:val="24"/>
           <w:szCs w:val="24"/>
         </w:rPr>
+        <w:t xml:space="preserve">Yarn Warehouse Officer:</w:t>
+      </w:r>
+      <w:r>
+        <w:rPr>
+          <w:rFonts w:ascii="Calibri" w:hAnsi="Calibri" w:cs="Arial"/>
+          <w:sz w:val="24"/>
+          <w:szCs w:val="24"/>
+        </w:rPr>
+        <w:t xml:space="preserve"> Receives, counts, labels and stores the yarn by lot and issues it by FIFO against the knitting order.</w:t>
+      </w:r>
+    </w:p>
+    <w:p>
+      <w:pPr>
+        <w:pStyle w:val="ListeParagraf"/>
+        <w:spacing w:after="80"/>
+        <w:ind w:left="709" w:right="0"/>
+        <w:jc w:val="both"/>
+      </w:pPr>
+      <w:r>
+        <w:rPr>
+          <w:rFonts w:ascii="Calibri" w:hAnsi="Calibri" w:cs="Arial"/>
+          <w:sz w:val="24"/>
+          <w:szCs w:val="24"/>
+        </w:rPr>
+        <w:t xml:space="preserve">• </w:t>
+      </w:r>
+      <w:r>
+        <w:rPr>
+          <w:rFonts w:ascii="Calibri" w:hAnsi="Calibri" w:cs="Arial"/>
+          <w:b/>
+          <w:bCs/>
+          <w:sz w:val="24"/>
+          <w:szCs w:val="24"/>
+        </w:rPr>
+        <w:t xml:space="preserve">Quality Control (Incoming):</w:t>
+      </w:r>
+      <w:r>
+        <w:rPr>
+          <w:rFonts w:ascii="Calibri" w:hAnsi="Calibri" w:cs="Arial"/>
+          <w:sz w:val="24"/>
+          <w:szCs w:val="24"/>
+        </w:rPr>
+        <w:t xml:space="preserve"> Checks documents, appearance, count and lot information, carries out or requests tests and releases or holds the yarn.</w:t>
+      </w:r>
+    </w:p>
+    <w:p>
+      <w:pPr>
+        <w:pStyle w:val="ListeParagraf"/>
+        <w:spacing w:after="80"/>
+        <w:ind w:left="709" w:right="0"/>
+        <w:jc w:val="both"/>
+      </w:pPr>
+      <w:r>
+        <w:rPr>
+          <w:rFonts w:ascii="Calibri" w:hAnsi="Calibri" w:cs="Arial"/>
+          <w:sz w:val="24"/>
+          <w:szCs w:val="24"/>
+        </w:rPr>
+        <w:t xml:space="preserve">• </w:t>
+      </w:r>
+      <w:r>
+        <w:rPr>
+          <w:rFonts w:ascii="Calibri" w:hAnsi="Calibri" w:cs="Arial"/>
+          <w:b/>
+          <w:bCs/>
+          <w:sz w:val="24"/>
+          <w:szCs w:val="24"/>
+        </w:rPr>
         <w:t xml:space="preserve">Knitting Supervisor:</w:t>
       </w:r>
       <w:r>
@@ -200,7 +268,75 @@
           <w:sz w:val="24"/>
           <w:szCs w:val="24"/>
         </w:rPr>
-        <w:t xml:space="preserve"> Uses only released yarn and only one yarn lot per fabric lot unless approved otherwise.</w:t>
+        <w:t xml:space="preserve"> Uses only released yarn, matches the lot on the cone label with the production order before every feeding and uses one yarn lot per fabric lot unless approved otherwise.</w:t>
+      </w:r>
+    </w:p>
+    <w:p>
+      <w:pPr>
+        <w:pStyle w:val="ListeParagraf"/>
+        <w:spacing w:after="80"/>
+        <w:ind w:left="709" w:right="0"/>
+        <w:jc w:val="both"/>
+      </w:pPr>
+      <w:r>
+        <w:rPr>
+          <w:rFonts w:ascii="Calibri" w:hAnsi="Calibri" w:cs="Arial"/>
+          <w:sz w:val="24"/>
+          <w:szCs w:val="24"/>
+        </w:rPr>
+        <w:t xml:space="preserve">• </w:t>
+      </w:r>
+      <w:r>
+        <w:rPr>
+          <w:rFonts w:ascii="Calibri" w:hAnsi="Calibri" w:cs="Arial"/>
+          <w:b/>
+          <w:bCs/>
+          <w:sz w:val="24"/>
+          <w:szCs w:val="24"/>
+        </w:rPr>
+        <w:t xml:space="preserve">Machine Operator:</w:t>
+      </w:r>
+      <w:r>
+        <w:rPr>
+          <w:rFonts w:ascii="Calibri" w:hAnsi="Calibri" w:cs="Arial"/>
+          <w:sz w:val="24"/>
+          <w:szCs w:val="24"/>
+        </w:rPr>
+        <w:t xml:space="preserve"> Checks the yarn label, count and colour at creel loading and records the lot on the order.</w:t>
+      </w:r>
+    </w:p>
+    <w:p>
+      <w:pPr>
+        <w:pStyle w:val="ListeParagraf"/>
+        <w:spacing w:after="80"/>
+        <w:ind w:left="709" w:right="0"/>
+        <w:jc w:val="both"/>
+      </w:pPr>
+      <w:r>
+        <w:rPr>
+          <w:rFonts w:ascii="Calibri" w:hAnsi="Calibri" w:cs="Arial"/>
+          <w:sz w:val="24"/>
+          <w:szCs w:val="24"/>
+        </w:rPr>
+        <w:t xml:space="preserve">• </w:t>
+      </w:r>
+      <w:r>
+        <w:rPr>
+          <w:rFonts w:ascii="Calibri" w:hAnsi="Calibri" w:cs="Arial"/>
+          <w:b/>
+          <w:bCs/>
+          <w:sz w:val="24"/>
+          <w:szCs w:val="24"/>
+        </w:rPr>
+        <w:t xml:space="preserve">Purchasing:</w:t>
+      </w:r>
+      <w:r>
+        <w:rPr>
+          <w:rFonts w:ascii="Calibri" w:hAnsi="Calibri" w:cs="Arial"/>
+          <w:sz w:val="24"/>
+          <w:szCs w:val="24"/>
+        </w:rPr>
+        <w:t xml:space="preserve"> Contacts the supplier for rejected or doubtful yarn and follows the claim to closure.</w:t>
       </w:r>
     </w:p>
     <w:p>
@@ -303,6 +439,142 @@
         <w:ind w:left="709" w:right="0"/>
         <w:jc w:val="both"/>
       </w:pPr>
+      <w:r>
+        <w:rPr>
+          <w:rFonts w:ascii="Calibri" w:hAnsi="Calibri" w:cs="Arial"/>
+          <w:sz w:val="24"/>
+          <w:szCs w:val="24"/>
+        </w:rPr>
+        <w:t xml:space="preserve">• </w:t>
+      </w:r>
+      <w:r>
+        <w:rPr>
+          <w:rFonts w:ascii="Calibri" w:hAnsi="Calibri" w:cs="Arial"/>
+          <w:b/>
+          <w:bCs/>
+          <w:sz w:val="24"/>
+          <w:szCs w:val="24"/>
+        </w:rPr>
+        <w:t xml:space="preserve">Barre:</w:t>
+      </w:r>
+      <w:r>
+        <w:rPr>
+          <w:rFonts w:ascii="Calibri" w:hAnsi="Calibri" w:cs="Arial"/>
+          <w:sz w:val="24"/>
+          <w:szCs w:val="24"/>
+        </w:rPr>
+        <w:t xml:space="preserve"> A repeating stripe or shade difference in knitted fabric, commonly caused by yarn lot, count or tension variation.</w:t>
+      </w:r>
+    </w:p>
+    <w:p>
+      <w:pPr>
+        <w:pStyle w:val="ListeParagraf"/>
+        <w:spacing w:after="80"/>
+        <w:ind w:left="709" w:right="0"/>
+        <w:jc w:val="both"/>
+      </w:pPr>
+      <w:r>
+        <w:rPr>
+          <w:rFonts w:ascii="Calibri" w:hAnsi="Calibri" w:cs="Arial"/>
+          <w:sz w:val="24"/>
+          <w:szCs w:val="24"/>
+        </w:rPr>
+        <w:t xml:space="preserve">• </w:t>
+      </w:r>
+      <w:r>
+        <w:rPr>
+          <w:rFonts w:ascii="Calibri" w:hAnsi="Calibri" w:cs="Arial"/>
+          <w:b/>
+          <w:bCs/>
+          <w:sz w:val="24"/>
+          <w:szCs w:val="24"/>
+        </w:rPr>
+        <w:t xml:space="preserve">FIFO:</w:t>
+      </w:r>
+      <w:r>
+        <w:rPr>
+          <w:rFonts w:ascii="Calibri" w:hAnsi="Calibri" w:cs="Arial"/>
+          <w:sz w:val="24"/>
+          <w:szCs w:val="24"/>
+        </w:rPr>
+        <w:t xml:space="preserve"> First In, First Out; the oldest released lot is issued first.</w:t>
+      </w:r>
+    </w:p>
+    <w:p>
+      <w:pPr>
+        <w:pStyle w:val="ListeParagraf"/>
+        <w:spacing w:after="80"/>
+        <w:ind w:left="709" w:right="0"/>
+        <w:jc w:val="both"/>
+      </w:pPr>
+      <w:r>
+        <w:rPr>
+          <w:rFonts w:ascii="Calibri" w:hAnsi="Calibri" w:cs="Arial"/>
+          <w:sz w:val="24"/>
+          <w:szCs w:val="24"/>
+        </w:rPr>
+        <w:t xml:space="preserve">• </w:t>
+      </w:r>
+      <w:r>
+        <w:rPr>
+          <w:rFonts w:ascii="Calibri" w:hAnsi="Calibri" w:cs="Arial"/>
+          <w:b/>
+          <w:bCs/>
+          <w:sz w:val="24"/>
+          <w:szCs w:val="24"/>
+        </w:rPr>
+        <w:t xml:space="preserve">Nonconformity (DOP/CAPA):</w:t>
+      </w:r>
+      <w:r>
+        <w:rPr>
+          <w:rFonts w:ascii="Calibri" w:hAnsi="Calibri" w:cs="Arial"/>
+          <w:sz w:val="24"/>
+          <w:szCs w:val="24"/>
+        </w:rPr>
+        <w:t xml:space="preserve"> A deviation from the requirement that is recorded, corrected and followed up with root cause analysis and corrective action.</w:t>
+      </w:r>
+    </w:p>
+    <w:p>
+      <w:pPr>
+        <w:pStyle w:val="ListeParagraf"/>
+        <w:spacing w:after="80"/>
+        <w:ind w:left="709" w:right="0"/>
+        <w:jc w:val="both"/>
+      </w:pPr>
+      <w:r>
+        <w:rPr>
+          <w:rFonts w:ascii="Calibri" w:hAnsi="Calibri" w:cs="Arial"/>
+          <w:sz w:val="24"/>
+          <w:szCs w:val="24"/>
+        </w:rPr>
+        <w:t xml:space="preserve">• </w:t>
+      </w:r>
+      <w:r>
+        <w:rPr>
+          <w:rFonts w:ascii="Calibri" w:hAnsi="Calibri" w:cs="Arial"/>
+          <w:b/>
+          <w:bCs/>
+          <w:sz w:val="24"/>
+          <w:szCs w:val="24"/>
+        </w:rPr>
+        <w:t xml:space="preserve">Creel:</w:t>
+      </w:r>
+      <w:r>
+        <w:rPr>
+          <w:rFonts w:ascii="Calibri" w:hAnsi="Calibri" w:cs="Arial"/>
+          <w:sz w:val="24"/>
+          <w:szCs w:val="24"/>
+        </w:rPr>
+        <w:t xml:space="preserve"> The frame holding the yarn cones that feed the knitting machine.</w:t>
+      </w:r>
+    </w:p>
+    <w:p>
+      <w:pPr>
+        <w:pStyle w:val="ListeParagraf"/>
+        <w:spacing w:after="80"/>
+        <w:ind w:left="709" w:right="0"/>
+        <w:jc w:val="both"/>
+      </w:pPr>
     </w:p>
     <w:p>
       <w:pPr>
@@ -367,7 +639,7 @@
           <w:sz w:val="24"/>
           <w:szCs w:val="24"/>
         </w:rPr>
-        <w:t xml:space="preserve">1.2. For GRS/RCS or organic yarn, also check the scope/transaction certificate references before unloading is completed.</w:t>
+        <w:t xml:space="preserve">1.2. For GRS/RCS or organic yarn, also check the scope/transaction certificate references and the claim statement before unloading is completed.</w:t>
       </w:r>
     </w:p>
     <w:p>
@@ -383,7 +655,23 @@
           <w:sz w:val="24"/>
           <w:szCs w:val="24"/>
         </w:rPr>
-        <w:t xml:space="preserve">1.3. Check cartons for damage, wetness and contamination; weigh at least 10% of the cartons and compare with the packing list.</w:t>
+        <w:t xml:space="preserve">1.3. Check cartons for damage, wetness and contamination; weigh at least 10% of the cartons and compare with the packing list. A deviation above the tolerance in the purchase order or company policy is recorded and reported to Purchasing.</w:t>
+      </w:r>
+    </w:p>
+    <w:p>
+      <w:pPr>
+        <w:pStyle w:val="ListeParagraf"/>
+        <w:spacing w:after="80"/>
+        <w:ind w:left="709" w:right="0"/>
+        <w:jc w:val="both"/>
+      </w:pPr>
+      <w:r>
+        <w:rPr>
+          <w:rFonts w:ascii="Calibri" w:hAnsi="Calibri" w:cs="Arial"/>
+          <w:sz w:val="24"/>
+          <w:szCs w:val="24"/>
+        </w:rPr>
+        <w:t xml:space="preserve">1.4. Record the delivery on the Yarn Receiving Record and keep the supplier test report or certificate with the lot.</w:t>
       </w:r>
     </w:p>
     <w:p>
@@ -440,7 +728,7 @@
           <w:sz w:val="24"/>
           <w:szCs w:val="24"/>
         </w:rPr>
-        <w:t xml:space="preserve">2.2. QC takes cones from different cartons and checks appearance, cone winding, colour/whiteness under the light box and count where test equipment is available.</w:t>
+        <w:t xml:space="preserve">2.2. QC takes cones from different cartons (sampling according to ISO 2859-1 or the customer requirement) and checks appearance, cone winding, colour/whiteness under the light box and count where test equipment is available.</w:t>
       </w:r>
     </w:p>
     <w:p>
@@ -456,7 +744,7 @@
           <w:sz w:val="24"/>
           <w:szCs w:val="24"/>
         </w:rPr>
-        <w:t xml:space="preserve">2.3. Where required, a test knit (tube) is made and checked for barre, contamination and shade before bulk use.</w:t>
+        <w:t xml:space="preserve">2.3. Where required, a test knit (tube) is made and checked for barre, contamination and shade before bulk use. Count, twist, strength and evenness results are compared with the purchase specification; limits are defined in the customer specification/company policy.</w:t>
       </w:r>
     </w:p>
     <w:p>
@@ -472,7 +760,7 @@
           <w:sz w:val="24"/>
           <w:szCs w:val="24"/>
         </w:rPr>
-        <w:t xml:space="preserve">2.4. Store each lot separately on pallets, away from walls, moisture and direct sunlight; never mix lots on one pallet.</w:t>
+        <w:t xml:space="preserve">2.4. Store each lot separately on pallets, away from walls, moisture and direct sunlight; never mix lots on one pallet. Store recycled and organic yarn in a separate, marked area.</w:t>
       </w:r>
     </w:p>
     <w:p>
@@ -488,7 +776,23 @@
           <w:sz w:val="24"/>
           <w:szCs w:val="24"/>
         </w:rPr>
-        <w:t xml:space="preserve">2.5. Issue yarn by FIFO and record the lot number on the knitting order and the yarn issue record.</w:t>
+        <w:t xml:space="preserve">2.5. Release the lot only after QC changes the status to "Released" on the card and in the record.</w:t>
+      </w:r>
+    </w:p>
+    <w:p>
+      <w:pPr>
+        <w:pStyle w:val="ListeParagraf"/>
+        <w:spacing w:after="80"/>
+        <w:ind w:left="709" w:right="0"/>
+        <w:jc w:val="both"/>
+      </w:pPr>
+      <w:r>
+        <w:rPr>
+          <w:rFonts w:ascii="Calibri" w:hAnsi="Calibri" w:cs="Arial"/>
+          <w:sz w:val="24"/>
+          <w:szCs w:val="24"/>
+        </w:rPr>
+        <w:t xml:space="preserve">2.6. Issue yarn by FIFO and record the lot number on the knitting order and the yarn issue record.</w:t>
       </w:r>
     </w:p>
     <w:p>
@@ -513,7 +817,128 @@
           <w:sz w:val="24"/>
           <w:szCs w:val="24"/>
         </w:rPr>
-        <w:t xml:space="preserve">3. PROHIBITIONS</w:t>
+        <w:t xml:space="preserve">3. YARN LOT CHECK AND FEEDING TO THE MACHINE</w:t>
+      </w:r>
+    </w:p>
+    <w:p>
+      <w:pPr>
+        <w:pStyle w:val="ListeParagraf"/>
+        <w:spacing w:after="80"/>
+        <w:ind w:left="709" w:right="0"/>
+        <w:jc w:val="both"/>
+      </w:pPr>
+      <w:r>
+        <w:rPr>
+          <w:rFonts w:ascii="Calibri" w:hAnsi="Calibri" w:cs="Arial"/>
+          <w:sz w:val="24"/>
+          <w:szCs w:val="24"/>
+        </w:rPr>
+        <w:t xml:space="preserve">3.1. Before feeding, the Knitting Supervisor compares the cone label (supplier, count, composition, lot, colour) with the production order and the Production Order and Yarn Lot Form (FRM-ORM-01).</w:t>
+      </w:r>
+    </w:p>
+    <w:p>
+      <w:pPr>
+        <w:pStyle w:val="ListeParagraf"/>
+        <w:spacing w:after="80"/>
+        <w:ind w:left="709" w:right="0"/>
+        <w:jc w:val="both"/>
+      </w:pPr>
+      <w:r>
+        <w:rPr>
+          <w:rFonts w:ascii="Calibri" w:hAnsi="Calibri" w:cs="Arial"/>
+          <w:sz w:val="24"/>
+          <w:szCs w:val="24"/>
+        </w:rPr>
+        <w:t xml:space="preserve">3.2. The operator loads the creel with one lot per machine and order; the lot number is written on the roll card of every roll knitted from it.</w:t>
+      </w:r>
+    </w:p>
+    <w:p>
+      <w:pPr>
+        <w:pStyle w:val="ListeParagraf"/>
+        <w:spacing w:after="80"/>
+        <w:ind w:left="709" w:right="0"/>
+        <w:jc w:val="both"/>
+      </w:pPr>
+      <w:r>
+        <w:rPr>
+          <w:rFonts w:ascii="Calibri" w:hAnsi="Calibri" w:cs="Arial"/>
+          <w:sz w:val="24"/>
+          <w:szCs w:val="24"/>
+        </w:rPr>
+        <w:t xml:space="preserve">3.3. When a lot is finished and the next lot is started, the change time and roll number are recorded so that the boundary between lots can be traced.</w:t>
+      </w:r>
+    </w:p>
+    <w:p>
+      <w:pPr>
+        <w:pStyle w:val="ListeParagraf"/>
+        <w:spacing w:after="80"/>
+        <w:ind w:left="709" w:right="0"/>
+        <w:jc w:val="both"/>
+      </w:pPr>
+      <w:r>
+        <w:rPr>
+          <w:rFonts w:ascii="Calibri" w:hAnsi="Calibri" w:cs="Arial"/>
+          <w:sz w:val="24"/>
+          <w:szCs w:val="24"/>
+        </w:rPr>
+        <w:t xml:space="preserve">3.4. Remaining cones are returned to the warehouse with the original label, covered and re-recorded; open or soiled cones are not reused without QC approval.</w:t>
+      </w:r>
+    </w:p>
+    <w:p>
+      <w:pPr>
+        <w:pStyle w:val="ListeParagraf"/>
+        <w:spacing w:after="80"/>
+        <w:ind w:left="709" w:right="0"/>
+        <w:jc w:val="both"/>
+      </w:pPr>
+      <w:r>
+        <w:rPr>
+          <w:rFonts w:ascii="Calibri" w:hAnsi="Calibri" w:cs="Arial"/>
+          <w:sz w:val="24"/>
+          <w:szCs w:val="24"/>
+        </w:rPr>
+        <w:t xml:space="preserve">3.5. The first roll after every lot change is inspected for barre and shade before the next rolls are accepted.</w:t>
+      </w:r>
+    </w:p>
+    <w:p>
+      <w:pPr>
+        <w:pStyle w:val="ListeParagraf"/>
+        <w:spacing w:after="80"/>
+        <w:ind w:left="709" w:right="0"/>
+        <w:jc w:val="both"/>
+      </w:pPr>
+      <w:r>
+        <w:rPr>
+          <w:rFonts w:ascii="Calibri" w:hAnsi="Calibri" w:cs="Arial"/>
+          <w:sz w:val="24"/>
+          <w:szCs w:val="24"/>
+        </w:rPr>
+        <w:t xml:space="preserve">3.6. Different lots are used together only with written approval of QC and the Knitting Supervisor, recorded with the reason, the rolls concerned and the customer approval where required.</w:t>
+      </w:r>
+    </w:p>
+    <w:p>
+      <w:pPr>
+        <w:pStyle w:val="ListeParagraf"/>
+        <w:spacing w:after="80"/>
+        <w:ind w:left="709" w:right="0"/>
+        <w:jc w:val="both"/>
+      </w:pPr>
+    </w:p>
+    <w:p>
+      <w:pPr>
+        <w:pStyle w:val="ListeParagraf"/>
+        <w:spacing w:before="120" w:after="60"/>
+        <w:ind w:left="709" w:right="0"/>
+      </w:pPr>
+      <w:r>
+        <w:rPr>
+          <w:rFonts w:ascii="Calibri" w:hAnsi="Calibri" w:cs="Arial"/>
+          <w:b/>
+          <w:bCs/>
+          <w:sz w:val="24"/>
+          <w:szCs w:val="24"/>
+        </w:rPr>
+        <w:t xml:space="preserve">4. PROHIBITIONS</w:t>
       </w:r>
     </w:p>
     <w:p>
@@ -576,72 +1001,6 @@
     <w:p>
       <w:pPr>
         <w:pStyle w:val="ListeParagraf"/>
-        <w:spacing w:after="80"/>
-        <w:ind w:left="709" w:right="0"/>
-        <w:jc w:val="both"/>
-      </w:pPr>
-    </w:p>
-    <w:p>
-      <w:pPr>
-        <w:pStyle w:val="ListeParagraf"/>
-        <w:spacing w:before="120" w:after="60"/>
-        <w:ind w:left="709" w:right="0"/>
-      </w:pPr>
-      <w:r>
-        <w:rPr>
-          <w:rFonts w:ascii="Calibri" w:hAnsi="Calibri" w:cs="Arial"/>
-          <w:b/>
-          <w:bCs/>
-          <w:sz w:val="24"/>
-          <w:szCs w:val="24"/>
-        </w:rPr>
-        <w:t xml:space="preserve">4. IN CASE OF NONCONFORMITY</w:t>
-      </w:r>
-    </w:p>
-    <w:p>
-      <w:pPr>
-        <w:pStyle w:val="ListeParagraf"/>
-        <w:spacing w:after="80"/>
-        <w:ind w:left="709" w:right="0"/>
-        <w:jc w:val="both"/>
-      </w:pPr>
-      <w:r>
-        <w:rPr>
-          <w:rFonts w:ascii="Calibri" w:hAnsi="Calibri" w:cs="Arial"/>
-          <w:sz w:val="24"/>
-          <w:szCs w:val="24"/>
-        </w:rPr>
-        <w:t xml:space="preserve">4.1. Mark nonconforming yarn with a red "Rejected / Hold" label, move it to the quarantine area and inform Purchasing to contact the supplier.</w:t>
-      </w:r>
-    </w:p>
-    <w:p>
-      <w:pPr>
-        <w:pStyle w:val="ListeParagraf"/>
-        <w:spacing w:after="80"/>
-        <w:ind w:left="709" w:right="0"/>
-        <w:jc w:val="both"/>
-      </w:pPr>
-    </w:p>
-    <w:p>
-      <w:pPr>
-        <w:pStyle w:val="ListeParagraf"/>
-        <w:spacing w:before="120" w:after="60"/>
-        <w:ind w:left="709" w:right="0"/>
-      </w:pPr>
-      <w:r>
-        <w:rPr>
-          <w:rFonts w:ascii="Calibri" w:hAnsi="Calibri" w:cs="Arial"/>
-          <w:b/>
-          <w:bCs/>
-          <w:sz w:val="24"/>
-          <w:szCs w:val="24"/>
-        </w:rPr>
-        <w:t xml:space="preserve">5. RELATED DOCUMENTS AND RECORDS</w:t>
-      </w:r>
-    </w:p>
-    <w:p>
-      <w:pPr>
-        <w:pStyle w:val="ListeParagraf"/>
         <w:numPr>
           <w:ilvl w:val="0"/>
           <w:numId w:val="1"/>
@@ -655,7 +1014,121 @@
           <w:sz w:val="24"/>
           <w:szCs w:val="24"/>
         </w:rPr>
-        <w:t xml:space="preserve">Yarn Receiving Record, Yarn Identification Card and Yarn Issue Record</w:t>
+        <w:t xml:space="preserve">Do not remove or cover the yarn identification card; do not feed cones without a label.</w:t>
+      </w:r>
+    </w:p>
+    <w:p>
+      <w:pPr>
+        <w:pStyle w:val="ListeParagraf"/>
+        <w:spacing w:after="80"/>
+        <w:ind w:left="709" w:right="0"/>
+        <w:jc w:val="both"/>
+      </w:pPr>
+    </w:p>
+    <w:p>
+      <w:pPr>
+        <w:pStyle w:val="ListeParagraf"/>
+        <w:spacing w:before="120" w:after="60"/>
+        <w:ind w:left="709" w:right="0"/>
+      </w:pPr>
+      <w:r>
+        <w:rPr>
+          <w:rFonts w:ascii="Calibri" w:hAnsi="Calibri" w:cs="Arial"/>
+          <w:b/>
+          <w:bCs/>
+          <w:sz w:val="24"/>
+          <w:szCs w:val="24"/>
+        </w:rPr>
+        <w:t xml:space="preserve">5. IN CASE OF NONCONFORMITY</w:t>
+      </w:r>
+    </w:p>
+    <w:p>
+      <w:pPr>
+        <w:pStyle w:val="ListeParagraf"/>
+        <w:spacing w:after="80"/>
+        <w:ind w:left="709" w:right="0"/>
+        <w:jc w:val="both"/>
+      </w:pPr>
+      <w:r>
+        <w:rPr>
+          <w:rFonts w:ascii="Calibri" w:hAnsi="Calibri" w:cs="Arial"/>
+          <w:sz w:val="24"/>
+          <w:szCs w:val="24"/>
+        </w:rPr>
+        <w:t xml:space="preserve">5.1. Mark nonconforming yarn with a red "Rejected / Hold" label, move it to the quarantine area and inform Purchasing to contact the supplier.</w:t>
+      </w:r>
+    </w:p>
+    <w:p>
+      <w:pPr>
+        <w:pStyle w:val="ListeParagraf"/>
+        <w:spacing w:after="80"/>
+        <w:ind w:left="709" w:right="0"/>
+        <w:jc w:val="both"/>
+      </w:pPr>
+      <w:r>
+        <w:rPr>
+          <w:rFonts w:ascii="Calibri" w:hAnsi="Calibri" w:cs="Arial"/>
+          <w:sz w:val="24"/>
+          <w:szCs w:val="24"/>
+        </w:rPr>
+        <w:t xml:space="preserve">5.2. If a wrong lot or mixed lot is found at the machine, stop the machine, hold the rolls produced since the last verified roll and inform the Knitting Supervisor and QC the same day.</w:t>
+      </w:r>
+    </w:p>
+    <w:p>
+      <w:pPr>
+        <w:pStyle w:val="ListeParagraf"/>
+        <w:spacing w:after="80"/>
+        <w:ind w:left="709" w:right="0"/>
+        <w:jc w:val="both"/>
+      </w:pPr>
+      <w:r>
+        <w:rPr>
+          <w:rFonts w:ascii="Calibri" w:hAnsi="Calibri" w:cs="Arial"/>
+          <w:sz w:val="24"/>
+          <w:szCs w:val="24"/>
+        </w:rPr>
+        <w:t xml:space="preserve">5.3. Open a nonconformity record (DOP) for repeated lot errors, barre complaints or supplier defects; start root cause analysis (5 Why or fishbone) within 24 hours and request an 8D report from the supplier where the yarn is the cause.</w:t>
+      </w:r>
+    </w:p>
+    <w:p>
+      <w:pPr>
+        <w:pStyle w:val="ListeParagraf"/>
+        <w:spacing w:after="80"/>
+        <w:ind w:left="709" w:right="0"/>
+        <w:jc w:val="both"/>
+      </w:pPr>
+      <w:r>
+        <w:rPr>
+          <w:rFonts w:ascii="Calibri" w:hAnsi="Calibri" w:cs="Arial"/>
+          <w:sz w:val="24"/>
+          <w:szCs w:val="24"/>
+        </w:rPr>
+        <w:t xml:space="preserve">5.4. Close the DOP only after effectiveness is verified on the next lots and evidence is attached.</w:t>
+      </w:r>
+    </w:p>
+    <w:p>
+      <w:pPr>
+        <w:pStyle w:val="ListeParagraf"/>
+        <w:spacing w:after="80"/>
+        <w:ind w:left="709" w:right="0"/>
+        <w:jc w:val="both"/>
+      </w:pPr>
+    </w:p>
+    <w:p>
+      <w:pPr>
+        <w:pStyle w:val="ListeParagraf"/>
+        <w:spacing w:before="120" w:after="60"/>
+        <w:ind w:left="709" w:right="0"/>
+      </w:pPr>
+      <w:r>
+        <w:rPr>
+          <w:rFonts w:ascii="Calibri" w:hAnsi="Calibri" w:cs="Arial"/>
+          <w:b/>
+          <w:bCs/>
+          <w:sz w:val="24"/>
+          <w:szCs w:val="24"/>
+        </w:rPr>
+        <w:t xml:space="preserve">6. RELATED DOCUMENTS AND RECORDS</w:t>
       </w:r>
     </w:p>
     <w:p>
@@ -674,7 +1147,7 @@
           <w:sz w:val="24"/>
           <w:szCs w:val="24"/>
         </w:rPr>
-        <w:t xml:space="preserve">EMS.DP.PRO.08.01. Material Receiving and Storage Procedure</w:t>
+        <w:t xml:space="preserve">TLM-ORM-01 Yarn lot check and feeding instruction; PRS-ORM-01 Knitting and Weaving Production Procedure</w:t>
       </w:r>
     </w:p>
     <w:p>
@@ -693,7 +1166,7 @@
           <w:sz w:val="24"/>
           <w:szCs w:val="24"/>
         </w:rPr>
-        <w:t xml:space="preserve">EMS.KS.PRO.22.02. Nonconforming Product Control Procedure</w:t>
+        <w:t xml:space="preserve">FRM-ORM-01 Production Order and Yarn Lot Form</w:t>
       </w:r>
     </w:p>
     <w:p>
@@ -712,7 +1185,7 @@
           <w:sz w:val="24"/>
           <w:szCs w:val="24"/>
         </w:rPr>
-        <w:t xml:space="preserve">EMS.GR.TL.14.01. Recycled Material Identification and Segregation Instruction</w:t>
+        <w:t xml:space="preserve">Yarn Receiving Record, Yarn Identification Card and Yarn Issue Record</w:t>
       </w:r>
     </w:p>
     <w:p>
@@ -731,625 +1204,7 @@
           <w:sz w:val="24"/>
           <w:szCs w:val="24"/>
         </w:rPr>
-        <w:t xml:space="preserve">EMS.ÜR.TL.05.01. Circular Knitting Machine Operation Instruction</w:t>
-      </w:r>
-    </w:p>
-    <w:p>
-      <w:pPr>
-        <w:pStyle w:val="ListeParagraf"/>
-        <w:spacing w:after="80"/>
-        <w:ind w:left="709" w:right="0"/>
-        <w:jc w:val="both"/>
-      </w:pPr>
-    </w:p>
-    <w:p>
-      <w:pPr>
-        <w:pStyle w:val="ListeParagraf"/>
-        <w:spacing w:before="120" w:after="60"/>
-        <w:ind w:left="709" w:right="0"/>
-      </w:pPr>
-      <w:r>
-        <w:rPr>
-          <w:rFonts w:ascii="Calibri" w:hAnsi="Calibri" w:cs="Arial"/>
-          <w:b/>
-          <w:bCs/>
-          <w:sz w:val="24"/>
-          <w:szCs w:val="24"/>
-        </w:rPr>
-        <w:t xml:space="preserve">6. FEEDBACK AND MONITORING</w:t>
-      </w:r>
-    </w:p>
-    <w:p>
-      <w:pPr>
-        <w:pStyle w:val="ListeParagraf"/>
-        <w:spacing w:after="80"/>
-        <w:ind w:left="709" w:right="0"/>
-        <w:jc w:val="both"/>
-      </w:pPr>
-      <w:r>
-        <w:rPr>
-          <w:rFonts w:ascii="Calibri" w:hAnsi="Calibri" w:cs="Arial"/>
-          <w:sz w:val="24"/>
-          <w:szCs w:val="24"/>
-        </w:rPr>
-        <w:t xml:space="preserve">Yarn rejection rate per supplier and barre complaints caused by lot mixing are monitored monthly by Quality and Purchasing. This instruction is reviewed every year or after a related quality complaint.</w:t>
-      </w:r>
-    </w:p>
-    <w:p>
-      <w:pPr>
-        <w:pStyle w:val="ListeParagraf"/>
-        <w:pageBreakBefore/>
-        <w:bidi/>
-        <w:spacing w:before="120" w:after="60"/>
-        <w:ind w:left="0" w:right="709"/>
-      </w:pPr>
-      <w:r>
-        <w:rPr>
-          <w:rFonts w:ascii="Calibri" w:hAnsi="Calibri" w:cs="Arial"/>
-          <w:b/>
-          <w:bCs/>
-          <w:rtl/>
-          <w:sz w:val="24"/>
-          <w:szCs w:val="24"/>
-        </w:rPr>
-        <w:t xml:space="preserve">الغرض</w:t>
-      </w:r>
-    </w:p>
-    <w:p>
-      <w:pPr>
-        <w:pStyle w:val="ListeParagraf"/>
-        <w:bidi/>
-        <w:spacing w:after="80"/>
-        <w:ind w:left="0" w:right="709"/>
-        <w:jc w:val="both"/>
-      </w:pPr>
-      <w:r>
-        <w:rPr>
-          <w:rFonts w:ascii="Calibri" w:hAnsi="Calibri" w:cs="Arial"/>
-          <w:rtl/>
-          <w:sz w:val="24"/>
-          <w:szCs w:val="24"/>
-        </w:rPr>
-        <w:t xml:space="preserve">تحدد هذه التعليمات كيفية استلام الغزل وفحصه وتمييزه حسب اللوط وصرفه إلى قسم التريكو لدى شركة إيروغلو للتريكو (EMS)، بحيث لا يُستخدم إلا الغزل المطابق ولا تُخلط لوطات الغزل المختلفة في أمر قماش واحد.</w:t>
-      </w:r>
-    </w:p>
-    <w:p>
-      <w:pPr>
-        <w:pStyle w:val="ListeParagraf"/>
-        <w:bidi/>
-        <w:spacing w:after="80"/>
-        <w:ind w:left="0" w:right="709"/>
-        <w:jc w:val="both"/>
-      </w:pPr>
-    </w:p>
-    <w:p>
-      <w:pPr>
-        <w:pStyle w:val="ListeParagraf"/>
-        <w:bidi/>
-        <w:spacing w:before="120" w:after="60"/>
-        <w:ind w:left="0" w:right="709"/>
-      </w:pPr>
-      <w:r>
-        <w:rPr>
-          <w:rFonts w:ascii="Calibri" w:hAnsi="Calibri" w:cs="Arial"/>
-          <w:b/>
-          <w:bCs/>
-          <w:rtl/>
-          <w:sz w:val="24"/>
-          <w:szCs w:val="24"/>
-        </w:rPr>
-        <w:t xml:space="preserve">النطاق</w:t>
-      </w:r>
-    </w:p>
-    <w:p>
-      <w:pPr>
-        <w:pStyle w:val="ListeParagraf"/>
-        <w:bidi/>
-        <w:spacing w:after="80"/>
-        <w:ind w:left="0" w:right="709"/>
-        <w:jc w:val="both"/>
-      </w:pPr>
-      <w:r>
-        <w:rPr>
-          <w:rFonts w:ascii="Calibri" w:hAnsi="Calibri" w:cs="Arial"/>
-          <w:rtl/>
-          <w:sz w:val="24"/>
-          <w:szCs w:val="24"/>
-        </w:rPr>
-        <w:t xml:space="preserve">تنطبق على جميع أنواع الغزل القطني والمخلوط والصناعي والإيلاستين والمعاد تدويره (GRS/RCS) والعضوي المستلمة في مخزن الغزل، وعلى جميع الغزل المصروف لقسم التريكو.</w:t>
-      </w:r>
-    </w:p>
-    <w:p>
-      <w:pPr>
-        <w:pStyle w:val="ListeParagraf"/>
-        <w:bidi/>
-        <w:spacing w:after="80"/>
-        <w:ind w:left="0" w:right="709"/>
-        <w:jc w:val="both"/>
-      </w:pPr>
-    </w:p>
-    <w:p>
-      <w:pPr>
-        <w:pStyle w:val="ListeParagraf"/>
-        <w:bidi/>
-        <w:spacing w:before="120" w:after="60"/>
-        <w:ind w:left="0" w:right="709"/>
-      </w:pPr>
-      <w:r>
-        <w:rPr>
-          <w:rFonts w:ascii="Calibri" w:hAnsi="Calibri" w:cs="Arial"/>
-          <w:b/>
-          <w:bCs/>
-          <w:rtl/>
-          <w:sz w:val="24"/>
-          <w:szCs w:val="24"/>
-        </w:rPr>
-        <w:t xml:space="preserve">المسؤوليات</w:t>
-      </w:r>
-    </w:p>
-    <w:p>
-      <w:pPr>
-        <w:pStyle w:val="ListeParagraf"/>
-        <w:bidi/>
-        <w:spacing w:after="80"/>
-        <w:ind w:left="0" w:right="709"/>
-        <w:jc w:val="both"/>
-      </w:pPr>
-      <w:r>
-        <w:rPr>
-          <w:rFonts w:ascii="Calibri" w:hAnsi="Calibri" w:cs="Arial"/>
-          <w:rtl/>
-          <w:sz w:val="24"/>
-          <w:szCs w:val="24"/>
-        </w:rPr>
-        <w:t xml:space="preserve">• </w:t>
-      </w:r>
-      <w:r>
-        <w:rPr>
-          <w:rFonts w:ascii="Calibri" w:hAnsi="Calibri" w:cs="Arial"/>
-          <w:b/>
-          <w:bCs/>
-          <w:rtl/>
-          <w:sz w:val="24"/>
-          <w:szCs w:val="24"/>
-        </w:rPr>
-        <w:t xml:space="preserve">مسؤول مخزن الغزل:</w:t>
-      </w:r>
-      <w:r>
-        <w:rPr>
-          <w:rFonts w:ascii="Calibri" w:hAnsi="Calibri" w:cs="Arial"/>
-          <w:rtl/>
-          <w:sz w:val="24"/>
-          <w:szCs w:val="24"/>
-        </w:rPr>
-        <w:t xml:space="preserve"> يستلم الغزل ويعدّه ويضع عليه البطاقات ويخزنه حسب اللوط ويصرفه مقابل أمر التريكو.</w:t>
-      </w:r>
-    </w:p>
-    <w:p>
-      <w:pPr>
-        <w:pStyle w:val="ListeParagraf"/>
-        <w:bidi/>
-        <w:spacing w:after="80"/>
-        <w:ind w:left="0" w:right="709"/>
-        <w:jc w:val="both"/>
-      </w:pPr>
-      <w:r>
-        <w:rPr>
-          <w:rFonts w:ascii="Calibri" w:hAnsi="Calibri" w:cs="Arial"/>
-          <w:rtl/>
-          <w:sz w:val="24"/>
-          <w:szCs w:val="24"/>
-        </w:rPr>
-        <w:t xml:space="preserve">• </w:t>
-      </w:r>
-      <w:r>
-        <w:rPr>
-          <w:rFonts w:ascii="Calibri" w:hAnsi="Calibri" w:cs="Arial"/>
-          <w:b/>
-          <w:bCs/>
-          <w:rtl/>
-          <w:sz w:val="24"/>
-          <w:szCs w:val="24"/>
-        </w:rPr>
-        <w:t xml:space="preserve">مراقبة الجودة (الاستلام):</w:t>
-      </w:r>
-      <w:r>
-        <w:rPr>
-          <w:rFonts w:ascii="Calibri" w:hAnsi="Calibri" w:cs="Arial"/>
-          <w:rtl/>
-          <w:sz w:val="24"/>
-          <w:szCs w:val="24"/>
-        </w:rPr>
-        <w:t xml:space="preserve"> تراجع المستندات والمظهر ونمرة الغزل وبيانات اللوط، وتفرج عن الغزل أو توقفه.</w:t>
-      </w:r>
-    </w:p>
-    <w:p>
-      <w:pPr>
-        <w:pStyle w:val="ListeParagraf"/>
-        <w:bidi/>
-        <w:spacing w:after="80"/>
-        <w:ind w:left="0" w:right="709"/>
-        <w:jc w:val="both"/>
-      </w:pPr>
-      <w:r>
-        <w:rPr>
-          <w:rFonts w:ascii="Calibri" w:hAnsi="Calibri" w:cs="Arial"/>
-          <w:rtl/>
-          <w:sz w:val="24"/>
-          <w:szCs w:val="24"/>
-        </w:rPr>
-        <w:t xml:space="preserve">• </w:t>
-      </w:r>
-      <w:r>
-        <w:rPr>
-          <w:rFonts w:ascii="Calibri" w:hAnsi="Calibri" w:cs="Arial"/>
-          <w:b/>
-          <w:bCs/>
-          <w:rtl/>
-          <w:sz w:val="24"/>
-          <w:szCs w:val="24"/>
-        </w:rPr>
-        <w:t xml:space="preserve">مشرف التريكو:</w:t>
-      </w:r>
-      <w:r>
-        <w:rPr>
-          <w:rFonts w:ascii="Calibri" w:hAnsi="Calibri" w:cs="Arial"/>
-          <w:rtl/>
-          <w:sz w:val="24"/>
-          <w:szCs w:val="24"/>
-        </w:rPr>
-        <w:t xml:space="preserve"> يستخدم الغزل المفرج عنه فقط، ولوطًا واحدًا من الغزل لكل لوط قماش ما لم يُعتمد خلاف ذلك.</w:t>
-      </w:r>
-    </w:p>
-    <w:p>
-      <w:pPr>
-        <w:pStyle w:val="ListeParagraf"/>
-        <w:bidi/>
-        <w:spacing w:after="80"/>
-        <w:ind w:left="0" w:right="709"/>
-        <w:jc w:val="both"/>
-      </w:pPr>
-    </w:p>
-    <w:p>
-      <w:pPr>
-        <w:pStyle w:val="ListeParagraf"/>
-        <w:bidi/>
-        <w:spacing w:before="120" w:after="60"/>
-        <w:ind w:left="0" w:right="709"/>
-      </w:pPr>
-      <w:r>
-        <w:rPr>
-          <w:rFonts w:ascii="Calibri" w:hAnsi="Calibri" w:cs="Arial"/>
-          <w:b/>
-          <w:bCs/>
-          <w:rtl/>
-          <w:sz w:val="24"/>
-          <w:szCs w:val="24"/>
-        </w:rPr>
-        <w:t xml:space="preserve">التعريفات</w:t>
-      </w:r>
-    </w:p>
-    <w:p>
-      <w:pPr>
-        <w:pStyle w:val="ListeParagraf"/>
-        <w:bidi/>
-        <w:spacing w:after="80"/>
-        <w:ind w:left="0" w:right="709"/>
-        <w:jc w:val="both"/>
-      </w:pPr>
-      <w:r>
-        <w:rPr>
-          <w:rFonts w:ascii="Calibri" w:hAnsi="Calibri" w:cs="Arial"/>
-          <w:rtl/>
-          <w:sz w:val="24"/>
-          <w:szCs w:val="24"/>
-        </w:rPr>
-        <w:t xml:space="preserve">• </w:t>
-      </w:r>
-      <w:r>
-        <w:rPr>
-          <w:rFonts w:ascii="Calibri" w:hAnsi="Calibri" w:cs="Arial"/>
-          <w:b/>
-          <w:bCs/>
-          <w:rtl/>
-          <w:sz w:val="24"/>
-          <w:szCs w:val="24"/>
-        </w:rPr>
-        <w:t xml:space="preserve">لوط الغزل:</w:t>
-      </w:r>
-      <w:r>
-        <w:rPr>
-          <w:rFonts w:ascii="Calibri" w:hAnsi="Calibri" w:cs="Arial"/>
-          <w:rtl/>
-          <w:sz w:val="24"/>
-          <w:szCs w:val="24"/>
-        </w:rPr>
-        <w:t xml:space="preserve"> الغزل الذي أنتجه مصنع الغزل تحت رقم لوط واحد وبنفس الخامة وظروف التشغيل.</w:t>
-      </w:r>
-    </w:p>
-    <w:p>
-      <w:pPr>
-        <w:pStyle w:val="ListeParagraf"/>
-        <w:bidi/>
-        <w:spacing w:after="80"/>
-        <w:ind w:left="0" w:right="709"/>
-        <w:jc w:val="both"/>
-      </w:pPr>
-      <w:r>
-        <w:rPr>
-          <w:rFonts w:ascii="Calibri" w:hAnsi="Calibri" w:cs="Arial"/>
-          <w:rtl/>
-          <w:sz w:val="24"/>
-          <w:szCs w:val="24"/>
-        </w:rPr>
-        <w:t xml:space="preserve">• </w:t>
-      </w:r>
-      <w:r>
-        <w:rPr>
-          <w:rFonts w:ascii="Calibri" w:hAnsi="Calibri" w:cs="Arial"/>
-          <w:b/>
-          <w:bCs/>
-          <w:rtl/>
-          <w:sz w:val="24"/>
-          <w:szCs w:val="24"/>
-        </w:rPr>
-        <w:t xml:space="preserve">نمرة الغزل:</w:t>
-      </w:r>
-      <w:r>
-        <w:rPr>
-          <w:rFonts w:ascii="Calibri" w:hAnsi="Calibri" w:cs="Arial"/>
-          <w:rtl/>
-          <w:sz w:val="24"/>
-          <w:szCs w:val="24"/>
-        </w:rPr>
-        <w:t xml:space="preserve"> درجة نعومة الغزل (مثل Ne) كما هي محددة في أمر الشراء.</w:t>
-      </w:r>
-    </w:p>
-    <w:p>
-      <w:pPr>
-        <w:pStyle w:val="ListeParagraf"/>
-        <w:bidi/>
-        <w:spacing w:after="80"/>
-        <w:ind w:left="0" w:right="709"/>
-        <w:jc w:val="both"/>
-      </w:pPr>
-    </w:p>
-    <w:p>
-      <w:pPr>
-        <w:pStyle w:val="ListeParagraf"/>
-        <w:bidi/>
-        <w:spacing w:before="120" w:after="60"/>
-        <w:ind w:left="0" w:right="709"/>
-      </w:pPr>
-      <w:r>
-        <w:rPr>
-          <w:rFonts w:ascii="Calibri" w:hAnsi="Calibri" w:cs="Arial"/>
-          <w:b/>
-          <w:bCs/>
-          <w:rtl/>
-          <w:sz w:val="24"/>
-          <w:szCs w:val="24"/>
-        </w:rPr>
-        <w:t xml:space="preserve">التعليمات</w:t>
-      </w:r>
-    </w:p>
-    <w:p>
-      <w:pPr>
-        <w:pStyle w:val="ListeParagraf"/>
-        <w:bidi/>
-        <w:spacing w:before="120" w:after="60"/>
-        <w:ind w:left="0" w:right="709"/>
-      </w:pPr>
-      <w:r>
-        <w:rPr>
-          <w:rFonts w:ascii="Calibri" w:hAnsi="Calibri" w:cs="Arial"/>
-          <w:b/>
-          <w:bCs/>
-          <w:rtl/>
-          <w:sz w:val="24"/>
-          <w:szCs w:val="24"/>
-        </w:rPr>
-        <w:t xml:space="preserve">1. الاستلام</w:t>
-      </w:r>
-    </w:p>
-    <w:p>
-      <w:pPr>
-        <w:pStyle w:val="ListeParagraf"/>
-        <w:bidi/>
-        <w:spacing w:after="80"/>
-        <w:ind w:left="0" w:right="709"/>
-        <w:jc w:val="both"/>
-      </w:pPr>
-      <w:r>
-        <w:rPr>
-          <w:rFonts w:ascii="Calibri" w:hAnsi="Calibri" w:cs="Arial"/>
-          <w:rtl/>
-          <w:sz w:val="24"/>
-          <w:szCs w:val="24"/>
-        </w:rPr>
-        <w:t xml:space="preserve">1.1. راجع إذن التسليم وقائمة التعبئة وأمر الشراء: نوع الغزل والنمرة والتركيب ورقم اللوط وعدد الكراتين/الأجولة والوزن الصافي.</w:t>
-      </w:r>
-    </w:p>
-    <w:p>
-      <w:pPr>
-        <w:pStyle w:val="ListeParagraf"/>
-        <w:bidi/>
-        <w:spacing w:after="80"/>
-        <w:ind w:left="0" w:right="709"/>
-        <w:jc w:val="both"/>
-      </w:pPr>
-      <w:r>
-        <w:rPr>
-          <w:rFonts w:ascii="Calibri" w:hAnsi="Calibri" w:cs="Arial"/>
-          <w:rtl/>
-          <w:sz w:val="24"/>
-          <w:szCs w:val="24"/>
-        </w:rPr>
-        <w:t xml:space="preserve">1.2. بالنسبة للغزل GRS/RCS أو العضوي، راجع أيضًا مراجع شهادة النطاق/شهادة المعاملة قبل إتمام التفريغ.</w:t>
-      </w:r>
-    </w:p>
-    <w:p>
-      <w:pPr>
-        <w:pStyle w:val="ListeParagraf"/>
-        <w:bidi/>
-        <w:spacing w:after="80"/>
-        <w:ind w:left="0" w:right="709"/>
-        <w:jc w:val="both"/>
-      </w:pPr>
-      <w:r>
-        <w:rPr>
-          <w:rFonts w:ascii="Calibri" w:hAnsi="Calibri" w:cs="Arial"/>
-          <w:rtl/>
-          <w:sz w:val="24"/>
-          <w:szCs w:val="24"/>
-        </w:rPr>
-        <w:t xml:space="preserve">1.3. افحص الكراتين بحثًا عن التلف أو البلل أو التلوث، وزِن 10% من الكراتين على الأقل وقارن الوزن بقائمة التعبئة.</w:t>
-      </w:r>
-    </w:p>
-    <w:p>
-      <w:pPr>
-        <w:pStyle w:val="ListeParagraf"/>
-        <w:bidi/>
-        <w:spacing w:after="80"/>
-        <w:ind w:left="0" w:right="709"/>
-        <w:jc w:val="both"/>
-      </w:pPr>
-    </w:p>
-    <w:p>
-      <w:pPr>
-        <w:pStyle w:val="ListeParagraf"/>
-        <w:bidi/>
-        <w:spacing w:before="120" w:after="60"/>
-        <w:ind w:left="0" w:right="709"/>
-      </w:pPr>
-      <w:r>
-        <w:rPr>
-          <w:rFonts w:ascii="Calibri" w:hAnsi="Calibri" w:cs="Arial"/>
-          <w:b/>
-          <w:bCs/>
-          <w:rtl/>
-          <w:sz w:val="24"/>
-          <w:szCs w:val="24"/>
-        </w:rPr>
-        <w:t xml:space="preserve">2. التحكم في اللوط وفحص الجودة</w:t>
-      </w:r>
-    </w:p>
-    <w:p>
-      <w:pPr>
-        <w:pStyle w:val="ListeParagraf"/>
-        <w:bidi/>
-        <w:spacing w:after="80"/>
-        <w:ind w:left="0" w:right="709"/>
-        <w:jc w:val="both"/>
-      </w:pPr>
-      <w:r>
-        <w:rPr>
-          <w:rFonts w:ascii="Calibri" w:hAnsi="Calibri" w:cs="Arial"/>
-          <w:rtl/>
-          <w:sz w:val="24"/>
-          <w:szCs w:val="24"/>
-        </w:rPr>
-        <w:t xml:space="preserve">2.1. ضع على كل منصة بطاقة تعريف الغزل: المورد ونوع الغزل والنمرة ورقم اللوط وتاريخ الاستلام والحالة (انتظار / مفرج عنه / مرفوض).</w:t>
-      </w:r>
-    </w:p>
-    <w:p>
-      <w:pPr>
-        <w:pStyle w:val="ListeParagraf"/>
-        <w:bidi/>
-        <w:spacing w:after="80"/>
-        <w:ind w:left="0" w:right="709"/>
-        <w:jc w:val="both"/>
-      </w:pPr>
-      <w:r>
-        <w:rPr>
-          <w:rFonts w:ascii="Calibri" w:hAnsi="Calibri" w:cs="Arial"/>
-          <w:rtl/>
-          <w:sz w:val="24"/>
-          <w:szCs w:val="24"/>
-        </w:rPr>
-        <w:t xml:space="preserve">2.2. تأخذ الجودة بكرات من كراتين مختلفة وتفحص المظهر ولف البكرة واللون/درجة البياض في كابينة الإضاءة، والنمرة عند توفر أجهزة الاختبار.</w:t>
-      </w:r>
-    </w:p>
-    <w:p>
-      <w:pPr>
-        <w:pStyle w:val="ListeParagraf"/>
-        <w:bidi/>
-        <w:spacing w:after="80"/>
-        <w:ind w:left="0" w:right="709"/>
-        <w:jc w:val="both"/>
-      </w:pPr>
-      <w:r>
-        <w:rPr>
-          <w:rFonts w:ascii="Calibri" w:hAnsi="Calibri" w:cs="Arial"/>
-          <w:rtl/>
-          <w:sz w:val="24"/>
-          <w:szCs w:val="24"/>
-        </w:rPr>
-        <w:t xml:space="preserve">2.3. عند الحاجة، تُجرى عينة تريكو اختبارية (أنبوب) وتُفحص من حيث التخطيط (Barre) والتلوث ودرجة اللون قبل الاستخدام في الإنتاج الكمي.</w:t>
-      </w:r>
-    </w:p>
-    <w:p>
-      <w:pPr>
-        <w:pStyle w:val="ListeParagraf"/>
-        <w:bidi/>
-        <w:spacing w:after="80"/>
-        <w:ind w:left="0" w:right="709"/>
-        <w:jc w:val="both"/>
-      </w:pPr>
-      <w:r>
-        <w:rPr>
-          <w:rFonts w:ascii="Calibri" w:hAnsi="Calibri" w:cs="Arial"/>
-          <w:rtl/>
-          <w:sz w:val="24"/>
-          <w:szCs w:val="24"/>
-        </w:rPr>
-        <w:t xml:space="preserve">2.4. خزّن كل لوط منفصلًا على منصات بعيدًا عن الجدران والرطوبة وأشعة الشمس المباشرة، ولا تخلط اللوطات على منصة واحدة أبدًا.</w:t>
-      </w:r>
-    </w:p>
-    <w:p>
-      <w:pPr>
-        <w:pStyle w:val="ListeParagraf"/>
-        <w:bidi/>
-        <w:spacing w:after="80"/>
-        <w:ind w:left="0" w:right="709"/>
-        <w:jc w:val="both"/>
-      </w:pPr>
-      <w:r>
-        <w:rPr>
-          <w:rFonts w:ascii="Calibri" w:hAnsi="Calibri" w:cs="Arial"/>
-          <w:rtl/>
-          <w:sz w:val="24"/>
-          <w:szCs w:val="24"/>
-        </w:rPr>
-        <w:t xml:space="preserve">2.5. اصرف الغزل بطريقة الوارد أولًا يُصرف أولًا (FIFO)، وسجّل رقم اللوط في أمر التريكو وسجل صرف الغزل.</w:t>
-      </w:r>
-    </w:p>
-    <w:p>
-      <w:pPr>
-        <w:pStyle w:val="ListeParagraf"/>
-        <w:bidi/>
-        <w:spacing w:after="80"/>
-        <w:ind w:left="0" w:right="709"/>
-        <w:jc w:val="both"/>
-      </w:pPr>
-    </w:p>
-    <w:p>
-      <w:pPr>
-        <w:pStyle w:val="ListeParagraf"/>
-        <w:bidi/>
-        <w:spacing w:before="120" w:after="60"/>
-        <w:ind w:left="0" w:right="709"/>
-      </w:pPr>
-      <w:r>
-        <w:rPr>
-          <w:rFonts w:ascii="Calibri" w:hAnsi="Calibri" w:cs="Arial"/>
-          <w:b/>
-          <w:bCs/>
-          <w:rtl/>
-          <w:sz w:val="24"/>
-          <w:szCs w:val="24"/>
-        </w:rPr>
-        <w:t xml:space="preserve">3. المحظورات</w:t>
+        <w:t xml:space="preserve">EMS.ÜR.PRO.05.06. Knitting and Weaving Production Procedure</w:t>
       </w:r>
     </w:p>
     <w:p>
@@ -1359,18 +1214,16 @@
           <w:ilvl w:val="0"/>
           <w:numId w:val="1"/>
         </w:numPr>
-        <w:bidi/>
         <w:spacing w:after="60"/>
         <w:jc w:val="both"/>
       </w:pPr>
       <w:r>
         <w:rPr>
           <w:rFonts w:ascii="Calibri" w:hAnsi="Calibri" w:cs="Arial"/>
-          <w:rtl/>
-          <w:sz w:val="24"/>
-          <w:szCs w:val="24"/>
-        </w:rPr>
-        <w:t xml:space="preserve">لا تصرف غزلًا لم تفرج عنه الجودة.</w:t>
+          <w:sz w:val="24"/>
+          <w:szCs w:val="24"/>
+        </w:rPr>
+        <w:t xml:space="preserve">EMS.DP.PRO.08.01. Material Receiving and Storage Procedure</w:t>
       </w:r>
     </w:p>
     <w:p>
@@ -1380,18 +1233,16 @@
           <w:ilvl w:val="0"/>
           <w:numId w:val="1"/>
         </w:numPr>
-        <w:bidi/>
         <w:spacing w:after="60"/>
         <w:jc w:val="both"/>
       </w:pPr>
       <w:r>
         <w:rPr>
           <w:rFonts w:ascii="Calibri" w:hAnsi="Calibri" w:cs="Arial"/>
-          <w:rtl/>
-          <w:sz w:val="24"/>
-          <w:szCs w:val="24"/>
-        </w:rPr>
-        <w:t xml:space="preserve">لا تخلط لوطات غزل مختلفة على نفس الماكينة أو في نفس لوط القماش دون موافقة كتابية من الجودة ومشرف التريكو.</w:t>
+          <w:sz w:val="24"/>
+          <w:szCs w:val="24"/>
+        </w:rPr>
+        <w:t xml:space="preserve">EMS.KS.PRO.22.02. Nonconforming Product Control Procedure</w:t>
       </w:r>
     </w:p>
     <w:p>
@@ -1401,92 +1252,16 @@
           <w:ilvl w:val="0"/>
           <w:numId w:val="1"/>
         </w:numPr>
-        <w:bidi/>
         <w:spacing w:after="60"/>
         <w:jc w:val="both"/>
       </w:pPr>
       <w:r>
         <w:rPr>
           <w:rFonts w:ascii="Calibri" w:hAnsi="Calibri" w:cs="Arial"/>
-          <w:rtl/>
-          <w:sz w:val="24"/>
-          <w:szCs w:val="24"/>
-        </w:rPr>
-        <w:t xml:space="preserve">لا تخزّن الغزل المعاد تدويره أو العضوي مع الغزل التقليدي.</w:t>
-      </w:r>
-    </w:p>
-    <w:p>
-      <w:pPr>
-        <w:pStyle w:val="ListeParagraf"/>
-        <w:bidi/>
-        <w:spacing w:after="80"/>
-        <w:ind w:left="0" w:right="709"/>
-        <w:jc w:val="both"/>
-      </w:pPr>
-    </w:p>
-    <w:p>
-      <w:pPr>
-        <w:pStyle w:val="ListeParagraf"/>
-        <w:bidi/>
-        <w:spacing w:before="120" w:after="60"/>
-        <w:ind w:left="0" w:right="709"/>
-      </w:pPr>
-      <w:r>
-        <w:rPr>
-          <w:rFonts w:ascii="Calibri" w:hAnsi="Calibri" w:cs="Arial"/>
-          <w:b/>
-          <w:bCs/>
-          <w:rtl/>
-          <w:sz w:val="24"/>
-          <w:szCs w:val="24"/>
-        </w:rPr>
-        <w:t xml:space="preserve">4. في حالة عدم المطابقة</w:t>
-      </w:r>
-    </w:p>
-    <w:p>
-      <w:pPr>
-        <w:pStyle w:val="ListeParagraf"/>
-        <w:bidi/>
-        <w:spacing w:after="80"/>
-        <w:ind w:left="0" w:right="709"/>
-        <w:jc w:val="both"/>
-      </w:pPr>
-      <w:r>
-        <w:rPr>
-          <w:rFonts w:ascii="Calibri" w:hAnsi="Calibri" w:cs="Arial"/>
-          <w:rtl/>
-          <w:sz w:val="24"/>
-          <w:szCs w:val="24"/>
-        </w:rPr>
-        <w:t xml:space="preserve">4.1. ضع على الغزل غير المطابق بطاقة حمراء «مرفوض / موقوف»، وانقله إلى منطقة الحجر، وأبلغ قسم المشتريات للتواصل مع المورد.</w:t>
-      </w:r>
-    </w:p>
-    <w:p>
-      <w:pPr>
-        <w:pStyle w:val="ListeParagraf"/>
-        <w:bidi/>
-        <w:spacing w:after="80"/>
-        <w:ind w:left="0" w:right="709"/>
-        <w:jc w:val="both"/>
-      </w:pPr>
-    </w:p>
-    <w:p>
-      <w:pPr>
-        <w:pStyle w:val="ListeParagraf"/>
-        <w:bidi/>
-        <w:spacing w:before="120" w:after="60"/>
-        <w:ind w:left="0" w:right="709"/>
-      </w:pPr>
-      <w:r>
-        <w:rPr>
-          <w:rFonts w:ascii="Calibri" w:hAnsi="Calibri" w:cs="Arial"/>
-          <w:b/>
-          <w:bCs/>
-          <w:rtl/>
-          <w:sz w:val="24"/>
-          <w:szCs w:val="24"/>
-        </w:rPr>
-        <w:t xml:space="preserve">5. الوثائق والسجلات ذات الصلة</w:t>
+          <w:sz w:val="24"/>
+          <w:szCs w:val="24"/>
+        </w:rPr>
+        <w:t xml:space="preserve">EMS.GR.TL.14.01. Recycled Material Identification and Segregation Instruction</w:t>
       </w:r>
     </w:p>
     <w:p>
@@ -1496,18 +1271,1114 @@
           <w:ilvl w:val="0"/>
           <w:numId w:val="1"/>
         </w:numPr>
-        <w:bidi/>
         <w:spacing w:after="60"/>
         <w:jc w:val="both"/>
       </w:pPr>
       <w:r>
         <w:rPr>
           <w:rFonts w:ascii="Calibri" w:hAnsi="Calibri" w:cs="Arial"/>
-          <w:rtl/>
-          <w:sz w:val="24"/>
-          <w:szCs w:val="24"/>
-        </w:rPr>
-        <w:t xml:space="preserve">سجل استلام الغزل وبطاقة تعريف الغزل وسجل صرف الغزل</w:t>
+          <w:sz w:val="24"/>
+          <w:szCs w:val="24"/>
+        </w:rPr>
+        <w:t xml:space="preserve">EMS.ÜR.TL.05.01. Circular Knitting Machine Operation Instruction</w:t>
+      </w:r>
+    </w:p>
+    <w:p>
+      <w:pPr>
+        <w:pStyle w:val="ListeParagraf"/>
+        <w:spacing w:after="80"/>
+        <w:ind w:left="709" w:right="0"/>
+        <w:jc w:val="both"/>
+      </w:pPr>
+    </w:p>
+    <w:p>
+      <w:pPr>
+        <w:pStyle w:val="ListeParagraf"/>
+        <w:spacing w:before="120" w:after="60"/>
+        <w:ind w:left="709" w:right="0"/>
+      </w:pPr>
+      <w:r>
+        <w:rPr>
+          <w:rFonts w:ascii="Calibri" w:hAnsi="Calibri" w:cs="Arial"/>
+          <w:b/>
+          <w:bCs/>
+          <w:sz w:val="24"/>
+          <w:szCs w:val="24"/>
+        </w:rPr>
+        <w:t xml:space="preserve">7. FEEDBACK AND MONITORING</w:t>
+      </w:r>
+    </w:p>
+    <w:p>
+      <w:pPr>
+        <w:pStyle w:val="ListeParagraf"/>
+        <w:spacing w:after="80"/>
+        <w:ind w:left="709" w:right="0"/>
+        <w:jc w:val="both"/>
+      </w:pPr>
+      <w:r>
+        <w:rPr>
+          <w:rFonts w:ascii="Calibri" w:hAnsi="Calibri" w:cs="Arial"/>
+          <w:sz w:val="24"/>
+          <w:szCs w:val="24"/>
+        </w:rPr>
+        <w:t xml:space="preserve">Yarn rejection rate per supplier, wrong-lot incidents (target: 0) and barre complaints caused by lot mixing are monitored monthly by Quality, Planning and Purchasing. Open DOP closure time is also followed. This instruction is reviewed every year or after a related quality complaint.</w:t>
+      </w:r>
+    </w:p>
+    <w:p>
+      <w:r>
+        <w:br w:type="page"/>
+      </w:r>
+    </w:p>
+    <w:p>
+      <w:pPr>
+        <w:pStyle w:val="ListeParagraf"/>
+        <w:bidi/>
+        <w:spacing w:before="120" w:after="60"/>
+        <w:ind w:left="0" w:right="709"/>
+      </w:pPr>
+      <w:r>
+        <w:rPr>
+          <w:rFonts w:ascii="Calibri" w:hAnsi="Calibri" w:cs="Arial"/>
+          <w:b/>
+          <w:bCs/>
+          <w:rtl/>
+          <w:sz w:val="24"/>
+          <w:szCs w:val="24"/>
+        </w:rPr>
+        <w:t xml:space="preserve">الغرض</w:t>
+      </w:r>
+    </w:p>
+    <w:p>
+      <w:pPr>
+        <w:pStyle w:val="ListeParagraf"/>
+        <w:bidi/>
+        <w:spacing w:after="80"/>
+        <w:ind w:left="0" w:right="709"/>
+        <w:jc w:val="both"/>
+      </w:pPr>
+      <w:r>
+        <w:rPr>
+          <w:rFonts w:ascii="Calibri" w:hAnsi="Calibri" w:cs="Arial"/>
+          <w:rtl/>
+          <w:sz w:val="24"/>
+          <w:szCs w:val="24"/>
+        </w:rPr>
+        <w:t xml:space="preserve">تحدد هذه التعليمات كيفية استلام الغزل وفحصه وتمييزه حسب اللوط واختباره وتخزينه وصرفه إلى قسم التريكو لدى شركة إيروغلو للتريكو (EMS)، بحيث لا يُستخدم إلا الغزل المطابق ولا تُخلط لوطات الغزل المختلفة في أمر قماش واحد ويمكن تتبع كل ثوب قماش حتى لوط الغزل الخاص به. وتغطي أيضًا خطوة التحقق من لوط الغزل وتغذية الماكينة ضمن عملية التريكو (TLM-ORM-01).</w:t>
+      </w:r>
+    </w:p>
+    <w:p>
+      <w:pPr>
+        <w:pStyle w:val="ListeParagraf"/>
+        <w:bidi/>
+        <w:spacing w:after="80"/>
+        <w:ind w:left="0" w:right="709"/>
+        <w:jc w:val="both"/>
+      </w:pPr>
+    </w:p>
+    <w:p>
+      <w:pPr>
+        <w:pStyle w:val="ListeParagraf"/>
+        <w:bidi/>
+        <w:spacing w:before="120" w:after="60"/>
+        <w:ind w:left="0" w:right="709"/>
+      </w:pPr>
+      <w:r>
+        <w:rPr>
+          <w:rFonts w:ascii="Calibri" w:hAnsi="Calibri" w:cs="Arial"/>
+          <w:b/>
+          <w:bCs/>
+          <w:rtl/>
+          <w:sz w:val="24"/>
+          <w:szCs w:val="24"/>
+        </w:rPr>
+        <w:t xml:space="preserve">النطاق</w:t>
+      </w:r>
+    </w:p>
+    <w:p>
+      <w:pPr>
+        <w:pStyle w:val="ListeParagraf"/>
+        <w:bidi/>
+        <w:spacing w:after="80"/>
+        <w:ind w:left="0" w:right="709"/>
+        <w:jc w:val="both"/>
+      </w:pPr>
+      <w:r>
+        <w:rPr>
+          <w:rFonts w:ascii="Calibri" w:hAnsi="Calibri" w:cs="Arial"/>
+          <w:rtl/>
+          <w:sz w:val="24"/>
+          <w:szCs w:val="24"/>
+        </w:rPr>
+        <w:t xml:space="preserve">تنطبق على جميع أنواع الغزل القطني والمخلوط والصناعي والإيلاستين والمعاد تدويره (GRS/RCS) والعضوي المستلمة في مخزن الغزل (المشتراة أو الواردة من مصنع الغزل الداخلي)، وعلى جميع الغزل المصروف والمغذّى والمرتجع في قسم التريكو.</w:t>
+      </w:r>
+    </w:p>
+    <w:p>
+      <w:pPr>
+        <w:pStyle w:val="ListeParagraf"/>
+        <w:bidi/>
+        <w:spacing w:after="80"/>
+        <w:ind w:left="0" w:right="709"/>
+        <w:jc w:val="both"/>
+      </w:pPr>
+    </w:p>
+    <w:p>
+      <w:pPr>
+        <w:pStyle w:val="ListeParagraf"/>
+        <w:bidi/>
+        <w:spacing w:before="120" w:after="60"/>
+        <w:ind w:left="0" w:right="709"/>
+      </w:pPr>
+      <w:r>
+        <w:rPr>
+          <w:rFonts w:ascii="Calibri" w:hAnsi="Calibri" w:cs="Arial"/>
+          <w:b/>
+          <w:bCs/>
+          <w:rtl/>
+          <w:sz w:val="24"/>
+          <w:szCs w:val="24"/>
+        </w:rPr>
+        <w:t xml:space="preserve">المسؤوليات</w:t>
+      </w:r>
+    </w:p>
+    <w:p>
+      <w:pPr>
+        <w:pStyle w:val="ListeParagraf"/>
+        <w:bidi/>
+        <w:spacing w:after="80"/>
+        <w:ind w:left="0" w:right="709"/>
+        <w:jc w:val="both"/>
+      </w:pPr>
+      <w:r>
+        <w:rPr>
+          <w:rFonts w:ascii="Calibri" w:hAnsi="Calibri" w:cs="Arial"/>
+          <w:rtl/>
+          <w:sz w:val="24"/>
+          <w:szCs w:val="24"/>
+        </w:rPr>
+        <w:t xml:space="preserve">• </w:t>
+      </w:r>
+      <w:r>
+        <w:rPr>
+          <w:rFonts w:ascii="Calibri" w:hAnsi="Calibri" w:cs="Arial"/>
+          <w:b/>
+          <w:bCs/>
+          <w:rtl/>
+          <w:sz w:val="24"/>
+          <w:szCs w:val="24"/>
+        </w:rPr>
+        <w:t xml:space="preserve">مدير التخطيط:</w:t>
+      </w:r>
+      <w:r>
+        <w:rPr>
+          <w:rFonts w:ascii="Calibri" w:hAnsi="Calibri" w:cs="Arial"/>
+          <w:rtl/>
+          <w:sz w:val="24"/>
+          <w:szCs w:val="24"/>
+        </w:rPr>
+        <w:t xml:space="preserve"> يعد أمر الإنتاج متضمنًا نوع القماش والوزن بالمتر المربع والعرض ونمرة الغزل والكمية، ويحدد لوط الغزل ويسجله في نموذج أمر الإنتاج ولوط الغزل (FRM-ORM-01).</w:t>
+      </w:r>
+    </w:p>
+    <w:p>
+      <w:pPr>
+        <w:pStyle w:val="ListeParagraf"/>
+        <w:bidi/>
+        <w:spacing w:after="80"/>
+        <w:ind w:left="0" w:right="709"/>
+        <w:jc w:val="both"/>
+      </w:pPr>
+      <w:r>
+        <w:rPr>
+          <w:rFonts w:ascii="Calibri" w:hAnsi="Calibri" w:cs="Arial"/>
+          <w:rtl/>
+          <w:sz w:val="24"/>
+          <w:szCs w:val="24"/>
+        </w:rPr>
+        <w:t xml:space="preserve">• </w:t>
+      </w:r>
+      <w:r>
+        <w:rPr>
+          <w:rFonts w:ascii="Calibri" w:hAnsi="Calibri" w:cs="Arial"/>
+          <w:b/>
+          <w:bCs/>
+          <w:rtl/>
+          <w:sz w:val="24"/>
+          <w:szCs w:val="24"/>
+        </w:rPr>
+        <w:t xml:space="preserve">مدير الإنتاج:</w:t>
+      </w:r>
+      <w:r>
+        <w:rPr>
+          <w:rFonts w:ascii="Calibri" w:hAnsi="Calibri" w:cs="Arial"/>
+          <w:rtl/>
+          <w:sz w:val="24"/>
+          <w:szCs w:val="24"/>
+        </w:rPr>
+        <w:t xml:space="preserve"> يراجع هذه التعليمات ويضمن توفر الموارد والانضباط في التحكم باللوطات ويقرر استثناءات خلط اللوطات بالاشتراك مع الجودة.</w:t>
+      </w:r>
+    </w:p>
+    <w:p>
+      <w:pPr>
+        <w:pStyle w:val="ListeParagraf"/>
+        <w:bidi/>
+        <w:spacing w:after="80"/>
+        <w:ind w:left="0" w:right="709"/>
+        <w:jc w:val="both"/>
+      </w:pPr>
+      <w:r>
+        <w:rPr>
+          <w:rFonts w:ascii="Calibri" w:hAnsi="Calibri" w:cs="Arial"/>
+          <w:rtl/>
+          <w:sz w:val="24"/>
+          <w:szCs w:val="24"/>
+        </w:rPr>
+        <w:t xml:space="preserve">• </w:t>
+      </w:r>
+      <w:r>
+        <w:rPr>
+          <w:rFonts w:ascii="Calibri" w:hAnsi="Calibri" w:cs="Arial"/>
+          <w:b/>
+          <w:bCs/>
+          <w:rtl/>
+          <w:sz w:val="24"/>
+          <w:szCs w:val="24"/>
+        </w:rPr>
+        <w:t xml:space="preserve">مسؤول مخزن الغزل:</w:t>
+      </w:r>
+      <w:r>
+        <w:rPr>
+          <w:rFonts w:ascii="Calibri" w:hAnsi="Calibri" w:cs="Arial"/>
+          <w:rtl/>
+          <w:sz w:val="24"/>
+          <w:szCs w:val="24"/>
+        </w:rPr>
+        <w:t xml:space="preserve"> يستلم الغزل ويعدّه ويضع عليه البطاقات ويخزنه حسب اللوط ويصرفه بطريقة FIFO مقابل أمر التريكو.</w:t>
+      </w:r>
+    </w:p>
+    <w:p>
+      <w:pPr>
+        <w:pStyle w:val="ListeParagraf"/>
+        <w:bidi/>
+        <w:spacing w:after="80"/>
+        <w:ind w:left="0" w:right="709"/>
+        <w:jc w:val="both"/>
+      </w:pPr>
+      <w:r>
+        <w:rPr>
+          <w:rFonts w:ascii="Calibri" w:hAnsi="Calibri" w:cs="Arial"/>
+          <w:rtl/>
+          <w:sz w:val="24"/>
+          <w:szCs w:val="24"/>
+        </w:rPr>
+        <w:t xml:space="preserve">• </w:t>
+      </w:r>
+      <w:r>
+        <w:rPr>
+          <w:rFonts w:ascii="Calibri" w:hAnsi="Calibri" w:cs="Arial"/>
+          <w:b/>
+          <w:bCs/>
+          <w:rtl/>
+          <w:sz w:val="24"/>
+          <w:szCs w:val="24"/>
+        </w:rPr>
+        <w:t xml:space="preserve">مراقبة الجودة (الاستلام):</w:t>
+      </w:r>
+      <w:r>
+        <w:rPr>
+          <w:rFonts w:ascii="Calibri" w:hAnsi="Calibri" w:cs="Arial"/>
+          <w:rtl/>
+          <w:sz w:val="24"/>
+          <w:szCs w:val="24"/>
+        </w:rPr>
+        <w:t xml:space="preserve"> تراجع المستندات والمظهر ونمرة الغزل وبيانات اللوط، وتجري الاختبارات أو تطلبها، وتفرج عن الغزل أو توقفه.</w:t>
+      </w:r>
+    </w:p>
+    <w:p>
+      <w:pPr>
+        <w:pStyle w:val="ListeParagraf"/>
+        <w:bidi/>
+        <w:spacing w:after="80"/>
+        <w:ind w:left="0" w:right="709"/>
+        <w:jc w:val="both"/>
+      </w:pPr>
+      <w:r>
+        <w:rPr>
+          <w:rFonts w:ascii="Calibri" w:hAnsi="Calibri" w:cs="Arial"/>
+          <w:rtl/>
+          <w:sz w:val="24"/>
+          <w:szCs w:val="24"/>
+        </w:rPr>
+        <w:t xml:space="preserve">• </w:t>
+      </w:r>
+      <w:r>
+        <w:rPr>
+          <w:rFonts w:ascii="Calibri" w:hAnsi="Calibri" w:cs="Arial"/>
+          <w:b/>
+          <w:bCs/>
+          <w:rtl/>
+          <w:sz w:val="24"/>
+          <w:szCs w:val="24"/>
+        </w:rPr>
+        <w:t xml:space="preserve">مشرف التريكو:</w:t>
+      </w:r>
+      <w:r>
+        <w:rPr>
+          <w:rFonts w:ascii="Calibri" w:hAnsi="Calibri" w:cs="Arial"/>
+          <w:rtl/>
+          <w:sz w:val="24"/>
+          <w:szCs w:val="24"/>
+        </w:rPr>
+        <w:t xml:space="preserve"> يستخدم الغزل المفرج عنه فقط، ويطابق اللوط على بطاقة البكرة مع أمر الإنتاج قبل كل تغذية، ويستخدم لوطًا واحدًا من الغزل لكل لوط قماش ما لم يُعتمد خلاف ذلك.</w:t>
+      </w:r>
+    </w:p>
+    <w:p>
+      <w:pPr>
+        <w:pStyle w:val="ListeParagraf"/>
+        <w:bidi/>
+        <w:spacing w:after="80"/>
+        <w:ind w:left="0" w:right="709"/>
+        <w:jc w:val="both"/>
+      </w:pPr>
+      <w:r>
+        <w:rPr>
+          <w:rFonts w:ascii="Calibri" w:hAnsi="Calibri" w:cs="Arial"/>
+          <w:rtl/>
+          <w:sz w:val="24"/>
+          <w:szCs w:val="24"/>
+        </w:rPr>
+        <w:t xml:space="preserve">• </w:t>
+      </w:r>
+      <w:r>
+        <w:rPr>
+          <w:rFonts w:ascii="Calibri" w:hAnsi="Calibri" w:cs="Arial"/>
+          <w:b/>
+          <w:bCs/>
+          <w:rtl/>
+          <w:sz w:val="24"/>
+          <w:szCs w:val="24"/>
+        </w:rPr>
+        <w:t xml:space="preserve">مشغل الماكينة:</w:t>
+      </w:r>
+      <w:r>
+        <w:rPr>
+          <w:rFonts w:ascii="Calibri" w:hAnsi="Calibri" w:cs="Arial"/>
+          <w:rtl/>
+          <w:sz w:val="24"/>
+          <w:szCs w:val="24"/>
+        </w:rPr>
+        <w:t xml:space="preserve"> يتحقق من بطاقة الغزل والنمرة واللون عند تحميل حامل البكرات ويسجل اللوط في الأمر.</w:t>
+      </w:r>
+    </w:p>
+    <w:p>
+      <w:pPr>
+        <w:pStyle w:val="ListeParagraf"/>
+        <w:bidi/>
+        <w:spacing w:after="80"/>
+        <w:ind w:left="0" w:right="709"/>
+        <w:jc w:val="both"/>
+      </w:pPr>
+      <w:r>
+        <w:rPr>
+          <w:rFonts w:ascii="Calibri" w:hAnsi="Calibri" w:cs="Arial"/>
+          <w:rtl/>
+          <w:sz w:val="24"/>
+          <w:szCs w:val="24"/>
+        </w:rPr>
+        <w:t xml:space="preserve">• </w:t>
+      </w:r>
+      <w:r>
+        <w:rPr>
+          <w:rFonts w:ascii="Calibri" w:hAnsi="Calibri" w:cs="Arial"/>
+          <w:b/>
+          <w:bCs/>
+          <w:rtl/>
+          <w:sz w:val="24"/>
+          <w:szCs w:val="24"/>
+        </w:rPr>
+        <w:t xml:space="preserve">المشتريات:</w:t>
+      </w:r>
+      <w:r>
+        <w:rPr>
+          <w:rFonts w:ascii="Calibri" w:hAnsi="Calibri" w:cs="Arial"/>
+          <w:rtl/>
+          <w:sz w:val="24"/>
+          <w:szCs w:val="24"/>
+        </w:rPr>
+        <w:t xml:space="preserve"> تتواصل مع المورد بشأن الغزل المرفوض أو المشكوك فيه وتتابع المطالبة حتى إغلاقها.</w:t>
+      </w:r>
+    </w:p>
+    <w:p>
+      <w:pPr>
+        <w:pStyle w:val="ListeParagraf"/>
+        <w:bidi/>
+        <w:spacing w:after="80"/>
+        <w:ind w:left="0" w:right="709"/>
+        <w:jc w:val="both"/>
+      </w:pPr>
+    </w:p>
+    <w:p>
+      <w:pPr>
+        <w:pStyle w:val="ListeParagraf"/>
+        <w:bidi/>
+        <w:spacing w:before="120" w:after="60"/>
+        <w:ind w:left="0" w:right="709"/>
+      </w:pPr>
+      <w:r>
+        <w:rPr>
+          <w:rFonts w:ascii="Calibri" w:hAnsi="Calibri" w:cs="Arial"/>
+          <w:b/>
+          <w:bCs/>
+          <w:rtl/>
+          <w:sz w:val="24"/>
+          <w:szCs w:val="24"/>
+        </w:rPr>
+        <w:t xml:space="preserve">التعريفات</w:t>
+      </w:r>
+    </w:p>
+    <w:p>
+      <w:pPr>
+        <w:pStyle w:val="ListeParagraf"/>
+        <w:bidi/>
+        <w:spacing w:after="80"/>
+        <w:ind w:left="0" w:right="709"/>
+        <w:jc w:val="both"/>
+      </w:pPr>
+      <w:r>
+        <w:rPr>
+          <w:rFonts w:ascii="Calibri" w:hAnsi="Calibri" w:cs="Arial"/>
+          <w:rtl/>
+          <w:sz w:val="24"/>
+          <w:szCs w:val="24"/>
+        </w:rPr>
+        <w:t xml:space="preserve">• </w:t>
+      </w:r>
+      <w:r>
+        <w:rPr>
+          <w:rFonts w:ascii="Calibri" w:hAnsi="Calibri" w:cs="Arial"/>
+          <w:b/>
+          <w:bCs/>
+          <w:rtl/>
+          <w:sz w:val="24"/>
+          <w:szCs w:val="24"/>
+        </w:rPr>
+        <w:t xml:space="preserve">لوط الغزل:</w:t>
+      </w:r>
+      <w:r>
+        <w:rPr>
+          <w:rFonts w:ascii="Calibri" w:hAnsi="Calibri" w:cs="Arial"/>
+          <w:rtl/>
+          <w:sz w:val="24"/>
+          <w:szCs w:val="24"/>
+        </w:rPr>
+        <w:t xml:space="preserve"> الغزل الذي أنتجه مصنع الغزل تحت رقم لوط واحد وبنفس الخامة وظروف التشغيل.</w:t>
+      </w:r>
+    </w:p>
+    <w:p>
+      <w:pPr>
+        <w:pStyle w:val="ListeParagraf"/>
+        <w:bidi/>
+        <w:spacing w:after="80"/>
+        <w:ind w:left="0" w:right="709"/>
+        <w:jc w:val="both"/>
+      </w:pPr>
+      <w:r>
+        <w:rPr>
+          <w:rFonts w:ascii="Calibri" w:hAnsi="Calibri" w:cs="Arial"/>
+          <w:rtl/>
+          <w:sz w:val="24"/>
+          <w:szCs w:val="24"/>
+        </w:rPr>
+        <w:t xml:space="preserve">• </w:t>
+      </w:r>
+      <w:r>
+        <w:rPr>
+          <w:rFonts w:ascii="Calibri" w:hAnsi="Calibri" w:cs="Arial"/>
+          <w:b/>
+          <w:bCs/>
+          <w:rtl/>
+          <w:sz w:val="24"/>
+          <w:szCs w:val="24"/>
+        </w:rPr>
+        <w:t xml:space="preserve">نمرة الغزل:</w:t>
+      </w:r>
+      <w:r>
+        <w:rPr>
+          <w:rFonts w:ascii="Calibri" w:hAnsi="Calibri" w:cs="Arial"/>
+          <w:rtl/>
+          <w:sz w:val="24"/>
+          <w:szCs w:val="24"/>
+        </w:rPr>
+        <w:t xml:space="preserve"> درجة نعومة الغزل (مثل Ne) كما هي محددة في أمر الشراء.</w:t>
+      </w:r>
+    </w:p>
+    <w:p>
+      <w:pPr>
+        <w:pStyle w:val="ListeParagraf"/>
+        <w:bidi/>
+        <w:spacing w:after="80"/>
+        <w:ind w:left="0" w:right="709"/>
+        <w:jc w:val="both"/>
+      </w:pPr>
+      <w:r>
+        <w:rPr>
+          <w:rFonts w:ascii="Calibri" w:hAnsi="Calibri" w:cs="Arial"/>
+          <w:rtl/>
+          <w:sz w:val="24"/>
+          <w:szCs w:val="24"/>
+        </w:rPr>
+        <w:t xml:space="preserve">• </w:t>
+      </w:r>
+      <w:r>
+        <w:rPr>
+          <w:rFonts w:ascii="Calibri" w:hAnsi="Calibri" w:cs="Arial"/>
+          <w:b/>
+          <w:bCs/>
+          <w:rtl/>
+          <w:sz w:val="24"/>
+          <w:szCs w:val="24"/>
+        </w:rPr>
+        <w:t xml:space="preserve">التخطيط (Barre):</w:t>
+      </w:r>
+      <w:r>
+        <w:rPr>
+          <w:rFonts w:ascii="Calibri" w:hAnsi="Calibri" w:cs="Arial"/>
+          <w:rtl/>
+          <w:sz w:val="24"/>
+          <w:szCs w:val="24"/>
+        </w:rPr>
+        <w:t xml:space="preserve"> خط أو فرق لوني متكرر في القماش التريكو، ينتج عادةً عن اختلاف لوط الغزل أو نمرته أو شد الخيط.</w:t>
+      </w:r>
+    </w:p>
+    <w:p>
+      <w:pPr>
+        <w:pStyle w:val="ListeParagraf"/>
+        <w:bidi/>
+        <w:spacing w:after="80"/>
+        <w:ind w:left="0" w:right="709"/>
+        <w:jc w:val="both"/>
+      </w:pPr>
+      <w:r>
+        <w:rPr>
+          <w:rFonts w:ascii="Calibri" w:hAnsi="Calibri" w:cs="Arial"/>
+          <w:rtl/>
+          <w:sz w:val="24"/>
+          <w:szCs w:val="24"/>
+        </w:rPr>
+        <w:t xml:space="preserve">• </w:t>
+      </w:r>
+      <w:r>
+        <w:rPr>
+          <w:rFonts w:ascii="Calibri" w:hAnsi="Calibri" w:cs="Arial"/>
+          <w:b/>
+          <w:bCs/>
+          <w:rtl/>
+          <w:sz w:val="24"/>
+          <w:szCs w:val="24"/>
+        </w:rPr>
+        <w:t xml:space="preserve">FIFO:</w:t>
+      </w:r>
+      <w:r>
+        <w:rPr>
+          <w:rFonts w:ascii="Calibri" w:hAnsi="Calibri" w:cs="Arial"/>
+          <w:rtl/>
+          <w:sz w:val="24"/>
+          <w:szCs w:val="24"/>
+        </w:rPr>
+        <w:t xml:space="preserve"> الوارد أولًا يُصرف أولًا؛ أي يُصرف أقدم لوط مفرج عنه أولًا.</w:t>
+      </w:r>
+    </w:p>
+    <w:p>
+      <w:pPr>
+        <w:pStyle w:val="ListeParagraf"/>
+        <w:bidi/>
+        <w:spacing w:after="80"/>
+        <w:ind w:left="0" w:right="709"/>
+        <w:jc w:val="both"/>
+      </w:pPr>
+      <w:r>
+        <w:rPr>
+          <w:rFonts w:ascii="Calibri" w:hAnsi="Calibri" w:cs="Arial"/>
+          <w:rtl/>
+          <w:sz w:val="24"/>
+          <w:szCs w:val="24"/>
+        </w:rPr>
+        <w:t xml:space="preserve">• </w:t>
+      </w:r>
+      <w:r>
+        <w:rPr>
+          <w:rFonts w:ascii="Calibri" w:hAnsi="Calibri" w:cs="Arial"/>
+          <w:b/>
+          <w:bCs/>
+          <w:rtl/>
+          <w:sz w:val="24"/>
+          <w:szCs w:val="24"/>
+        </w:rPr>
+        <w:t xml:space="preserve">عدم المطابقة (DOP/CAPA):</w:t>
+      </w:r>
+      <w:r>
+        <w:rPr>
+          <w:rFonts w:ascii="Calibri" w:hAnsi="Calibri" w:cs="Arial"/>
+          <w:rtl/>
+          <w:sz w:val="24"/>
+          <w:szCs w:val="24"/>
+        </w:rPr>
+        <w:t xml:space="preserve"> انحراف عن المتطلب يُسجَّل ويُصحَّح ويُتابَع بتحليل السبب الجذري وإجراء تصحيحي.</w:t>
+      </w:r>
+    </w:p>
+    <w:p>
+      <w:pPr>
+        <w:pStyle w:val="ListeParagraf"/>
+        <w:bidi/>
+        <w:spacing w:after="80"/>
+        <w:ind w:left="0" w:right="709"/>
+        <w:jc w:val="both"/>
+      </w:pPr>
+      <w:r>
+        <w:rPr>
+          <w:rFonts w:ascii="Calibri" w:hAnsi="Calibri" w:cs="Arial"/>
+          <w:rtl/>
+          <w:sz w:val="24"/>
+          <w:szCs w:val="24"/>
+        </w:rPr>
+        <w:t xml:space="preserve">• </w:t>
+      </w:r>
+      <w:r>
+        <w:rPr>
+          <w:rFonts w:ascii="Calibri" w:hAnsi="Calibri" w:cs="Arial"/>
+          <w:b/>
+          <w:bCs/>
+          <w:rtl/>
+          <w:sz w:val="24"/>
+          <w:szCs w:val="24"/>
+        </w:rPr>
+        <w:t xml:space="preserve">حامل البكرات (Creel):</w:t>
+      </w:r>
+      <w:r>
+        <w:rPr>
+          <w:rFonts w:ascii="Calibri" w:hAnsi="Calibri" w:cs="Arial"/>
+          <w:rtl/>
+          <w:sz w:val="24"/>
+          <w:szCs w:val="24"/>
+        </w:rPr>
+        <w:t xml:space="preserve"> الإطار الذي يحمل بكرات الغزل المغذية لماكينة التريكو.</w:t>
+      </w:r>
+    </w:p>
+    <w:p>
+      <w:pPr>
+        <w:pStyle w:val="ListeParagraf"/>
+        <w:bidi/>
+        <w:spacing w:after="80"/>
+        <w:ind w:left="0" w:right="709"/>
+        <w:jc w:val="both"/>
+      </w:pPr>
+    </w:p>
+    <w:p>
+      <w:pPr>
+        <w:pStyle w:val="ListeParagraf"/>
+        <w:bidi/>
+        <w:spacing w:before="120" w:after="60"/>
+        <w:ind w:left="0" w:right="709"/>
+      </w:pPr>
+      <w:r>
+        <w:rPr>
+          <w:rFonts w:ascii="Calibri" w:hAnsi="Calibri" w:cs="Arial"/>
+          <w:b/>
+          <w:bCs/>
+          <w:rtl/>
+          <w:sz w:val="24"/>
+          <w:szCs w:val="24"/>
+        </w:rPr>
+        <w:t xml:space="preserve">التعليمات</w:t>
+      </w:r>
+    </w:p>
+    <w:p>
+      <w:pPr>
+        <w:pStyle w:val="ListeParagraf"/>
+        <w:bidi/>
+        <w:spacing w:before="120" w:after="60"/>
+        <w:ind w:left="0" w:right="709"/>
+      </w:pPr>
+      <w:r>
+        <w:rPr>
+          <w:rFonts w:ascii="Calibri" w:hAnsi="Calibri" w:cs="Arial"/>
+          <w:b/>
+          <w:bCs/>
+          <w:rtl/>
+          <w:sz w:val="24"/>
+          <w:szCs w:val="24"/>
+        </w:rPr>
+        <w:t xml:space="preserve">1. الاستلام</w:t>
+      </w:r>
+    </w:p>
+    <w:p>
+      <w:pPr>
+        <w:pStyle w:val="ListeParagraf"/>
+        <w:bidi/>
+        <w:spacing w:after="80"/>
+        <w:ind w:left="0" w:right="709"/>
+        <w:jc w:val="both"/>
+      </w:pPr>
+      <w:r>
+        <w:rPr>
+          <w:rFonts w:ascii="Calibri" w:hAnsi="Calibri" w:cs="Arial"/>
+          <w:rtl/>
+          <w:sz w:val="24"/>
+          <w:szCs w:val="24"/>
+        </w:rPr>
+        <w:t xml:space="preserve">1.1. راجع إذن التسليم وقائمة التعبئة وأمر الشراء: نوع الغزل والنمرة والتركيب ورقم اللوط وعدد الكراتين/الأجولة والوزن الصافي.</w:t>
+      </w:r>
+    </w:p>
+    <w:p>
+      <w:pPr>
+        <w:pStyle w:val="ListeParagraf"/>
+        <w:bidi/>
+        <w:spacing w:after="80"/>
+        <w:ind w:left="0" w:right="709"/>
+        <w:jc w:val="both"/>
+      </w:pPr>
+      <w:r>
+        <w:rPr>
+          <w:rFonts w:ascii="Calibri" w:hAnsi="Calibri" w:cs="Arial"/>
+          <w:rtl/>
+          <w:sz w:val="24"/>
+          <w:szCs w:val="24"/>
+        </w:rPr>
+        <w:t xml:space="preserve">1.2. بالنسبة للغزل GRS/RCS أو العضوي، راجع أيضًا مراجع شهادة النطاق/شهادة المعاملة وبيان الادعاء قبل إتمام التفريغ.</w:t>
+      </w:r>
+    </w:p>
+    <w:p>
+      <w:pPr>
+        <w:pStyle w:val="ListeParagraf"/>
+        <w:bidi/>
+        <w:spacing w:after="80"/>
+        <w:ind w:left="0" w:right="709"/>
+        <w:jc w:val="both"/>
+      </w:pPr>
+      <w:r>
+        <w:rPr>
+          <w:rFonts w:ascii="Calibri" w:hAnsi="Calibri" w:cs="Arial"/>
+          <w:rtl/>
+          <w:sz w:val="24"/>
+          <w:szCs w:val="24"/>
+        </w:rPr>
+        <w:t xml:space="preserve">1.3. افحص الكراتين بحثًا عن التلف أو البلل أو التلوث، وزِن 10% من الكراتين على الأقل وقارن الوزن بقائمة التعبئة. يُسجَّل أي انحراف يتجاوز السماحية المحددة في أمر الشراء أو سياسة الشركة ويُبلَّغ إلى المشتريات.</w:t>
+      </w:r>
+    </w:p>
+    <w:p>
+      <w:pPr>
+        <w:pStyle w:val="ListeParagraf"/>
+        <w:bidi/>
+        <w:spacing w:after="80"/>
+        <w:ind w:left="0" w:right="709"/>
+        <w:jc w:val="both"/>
+      </w:pPr>
+      <w:r>
+        <w:rPr>
+          <w:rFonts w:ascii="Calibri" w:hAnsi="Calibri" w:cs="Arial"/>
+          <w:rtl/>
+          <w:sz w:val="24"/>
+          <w:szCs w:val="24"/>
+        </w:rPr>
+        <w:t xml:space="preserve">1.4. سجّل التسليم في سجل استلام الغزل واحتفظ بتقرير اختبار المورد أو الشهادة مع اللوط.</w:t>
+      </w:r>
+    </w:p>
+    <w:p>
+      <w:pPr>
+        <w:pStyle w:val="ListeParagraf"/>
+        <w:bidi/>
+        <w:spacing w:after="80"/>
+        <w:ind w:left="0" w:right="709"/>
+        <w:jc w:val="both"/>
+      </w:pPr>
+    </w:p>
+    <w:p>
+      <w:pPr>
+        <w:pStyle w:val="ListeParagraf"/>
+        <w:bidi/>
+        <w:spacing w:before="120" w:after="60"/>
+        <w:ind w:left="0" w:right="709"/>
+      </w:pPr>
+      <w:r>
+        <w:rPr>
+          <w:rFonts w:ascii="Calibri" w:hAnsi="Calibri" w:cs="Arial"/>
+          <w:b/>
+          <w:bCs/>
+          <w:rtl/>
+          <w:sz w:val="24"/>
+          <w:szCs w:val="24"/>
+        </w:rPr>
+        <w:t xml:space="preserve">2. التحكم في اللوط وفحص الجودة</w:t>
+      </w:r>
+    </w:p>
+    <w:p>
+      <w:pPr>
+        <w:pStyle w:val="ListeParagraf"/>
+        <w:bidi/>
+        <w:spacing w:after="80"/>
+        <w:ind w:left="0" w:right="709"/>
+        <w:jc w:val="both"/>
+      </w:pPr>
+      <w:r>
+        <w:rPr>
+          <w:rFonts w:ascii="Calibri" w:hAnsi="Calibri" w:cs="Arial"/>
+          <w:rtl/>
+          <w:sz w:val="24"/>
+          <w:szCs w:val="24"/>
+        </w:rPr>
+        <w:t xml:space="preserve">2.1. ضع على كل منصة بطاقة تعريف الغزل: المورد ونوع الغزل والنمرة ورقم اللوط وتاريخ الاستلام والحالة (انتظار / مفرج عنه / مرفوض).</w:t>
+      </w:r>
+    </w:p>
+    <w:p>
+      <w:pPr>
+        <w:pStyle w:val="ListeParagraf"/>
+        <w:bidi/>
+        <w:spacing w:after="80"/>
+        <w:ind w:left="0" w:right="709"/>
+        <w:jc w:val="both"/>
+      </w:pPr>
+      <w:r>
+        <w:rPr>
+          <w:rFonts w:ascii="Calibri" w:hAnsi="Calibri" w:cs="Arial"/>
+          <w:rtl/>
+          <w:sz w:val="24"/>
+          <w:szCs w:val="24"/>
+        </w:rPr>
+        <w:t xml:space="preserve">2.2. تأخذ الجودة بكرات من كراتين مختلفة (وفق أخذ العينات حسب ISO 2859-1 أو متطلب العميل) وتفحص المظهر ولف البكرة واللون/درجة البياض في كابينة الإضاءة، والنمرة عند توفر أجهزة الاختبار.</w:t>
+      </w:r>
+    </w:p>
+    <w:p>
+      <w:pPr>
+        <w:pStyle w:val="ListeParagraf"/>
+        <w:bidi/>
+        <w:spacing w:after="80"/>
+        <w:ind w:left="0" w:right="709"/>
+        <w:jc w:val="both"/>
+      </w:pPr>
+      <w:r>
+        <w:rPr>
+          <w:rFonts w:ascii="Calibri" w:hAnsi="Calibri" w:cs="Arial"/>
+          <w:rtl/>
+          <w:sz w:val="24"/>
+          <w:szCs w:val="24"/>
+        </w:rPr>
+        <w:t xml:space="preserve">2.3. عند الحاجة، تُجرى عينة تريكو اختبارية (أنبوب) وتُفحص من حيث التخطيط (Barre) والتلوث ودرجة اللون قبل الاستخدام في الإنتاج الكمي. تُقارَن نتائج النمرة والبرم والمتانة والانتظام بمواصفة الشراء؛ وتُحدَّد الحدود في مواصفة العميل/سياسة الشركة.</w:t>
+      </w:r>
+    </w:p>
+    <w:p>
+      <w:pPr>
+        <w:pStyle w:val="ListeParagraf"/>
+        <w:bidi/>
+        <w:spacing w:after="80"/>
+        <w:ind w:left="0" w:right="709"/>
+        <w:jc w:val="both"/>
+      </w:pPr>
+      <w:r>
+        <w:rPr>
+          <w:rFonts w:ascii="Calibri" w:hAnsi="Calibri" w:cs="Arial"/>
+          <w:rtl/>
+          <w:sz w:val="24"/>
+          <w:szCs w:val="24"/>
+        </w:rPr>
+        <w:t xml:space="preserve">2.4. خزّن كل لوط منفصلًا على منصات بعيدًا عن الجدران والرطوبة وأشعة الشمس المباشرة، ولا تخلط اللوطات على منصة واحدة أبدًا. خزّن الغزل المعاد تدويره والعضوي في منطقة منفصلة ومعلَّمة.</w:t>
+      </w:r>
+    </w:p>
+    <w:p>
+      <w:pPr>
+        <w:pStyle w:val="ListeParagraf"/>
+        <w:bidi/>
+        <w:spacing w:after="80"/>
+        <w:ind w:left="0" w:right="709"/>
+        <w:jc w:val="both"/>
+      </w:pPr>
+      <w:r>
+        <w:rPr>
+          <w:rFonts w:ascii="Calibri" w:hAnsi="Calibri" w:cs="Arial"/>
+          <w:rtl/>
+          <w:sz w:val="24"/>
+          <w:szCs w:val="24"/>
+        </w:rPr>
+        <w:t xml:space="preserve">2.5. لا يُفرج عن اللوط إلا بعد أن تغيّر الجودة الحالة إلى «مفرج عنه» على البطاقة وفي السجل.</w:t>
+      </w:r>
+    </w:p>
+    <w:p>
+      <w:pPr>
+        <w:pStyle w:val="ListeParagraf"/>
+        <w:bidi/>
+        <w:spacing w:after="80"/>
+        <w:ind w:left="0" w:right="709"/>
+        <w:jc w:val="both"/>
+      </w:pPr>
+      <w:r>
+        <w:rPr>
+          <w:rFonts w:ascii="Calibri" w:hAnsi="Calibri" w:cs="Arial"/>
+          <w:rtl/>
+          <w:sz w:val="24"/>
+          <w:szCs w:val="24"/>
+        </w:rPr>
+        <w:t xml:space="preserve">2.6. اصرف الغزل بطريقة الوارد أولًا يُصرف أولًا (FIFO)، وسجّل رقم اللوط في أمر التريكو وسجل صرف الغزل.</w:t>
+      </w:r>
+    </w:p>
+    <w:p>
+      <w:pPr>
+        <w:pStyle w:val="ListeParagraf"/>
+        <w:bidi/>
+        <w:spacing w:after="80"/>
+        <w:ind w:left="0" w:right="709"/>
+        <w:jc w:val="both"/>
+      </w:pPr>
+    </w:p>
+    <w:p>
+      <w:pPr>
+        <w:pStyle w:val="ListeParagraf"/>
+        <w:bidi/>
+        <w:spacing w:before="120" w:after="60"/>
+        <w:ind w:left="0" w:right="709"/>
+      </w:pPr>
+      <w:r>
+        <w:rPr>
+          <w:rFonts w:ascii="Calibri" w:hAnsi="Calibri" w:cs="Arial"/>
+          <w:b/>
+          <w:bCs/>
+          <w:rtl/>
+          <w:sz w:val="24"/>
+          <w:szCs w:val="24"/>
+        </w:rPr>
+        <w:t xml:space="preserve">3. التحقق من لوط الغزل وتغذية الماكينة</w:t>
+      </w:r>
+    </w:p>
+    <w:p>
+      <w:pPr>
+        <w:pStyle w:val="ListeParagraf"/>
+        <w:bidi/>
+        <w:spacing w:after="80"/>
+        <w:ind w:left="0" w:right="709"/>
+        <w:jc w:val="both"/>
+      </w:pPr>
+      <w:r>
+        <w:rPr>
+          <w:rFonts w:ascii="Calibri" w:hAnsi="Calibri" w:cs="Arial"/>
+          <w:rtl/>
+          <w:sz w:val="24"/>
+          <w:szCs w:val="24"/>
+        </w:rPr>
+        <w:t xml:space="preserve">3.1. قبل التغذية يقارن مشرف التريكو بطاقة البكرة (المورد والنمرة والتركيب واللوط واللون) مع أمر الإنتاج ونموذج أمر الإنتاج ولوط الغزل (FRM-ORM-01).</w:t>
+      </w:r>
+    </w:p>
+    <w:p>
+      <w:pPr>
+        <w:pStyle w:val="ListeParagraf"/>
+        <w:bidi/>
+        <w:spacing w:after="80"/>
+        <w:ind w:left="0" w:right="709"/>
+        <w:jc w:val="both"/>
+      </w:pPr>
+      <w:r>
+        <w:rPr>
+          <w:rFonts w:ascii="Calibri" w:hAnsi="Calibri" w:cs="Arial"/>
+          <w:rtl/>
+          <w:sz w:val="24"/>
+          <w:szCs w:val="24"/>
+        </w:rPr>
+        <w:t xml:space="preserve">3.2. يحمّل المشغل حامل البكرات بلوط واحد لكل ماكينة وأمر؛ ويُكتب رقم اللوط على بطاقة كل ثوب يُنتج منه.</w:t>
+      </w:r>
+    </w:p>
+    <w:p>
+      <w:pPr>
+        <w:pStyle w:val="ListeParagraf"/>
+        <w:bidi/>
+        <w:spacing w:after="80"/>
+        <w:ind w:left="0" w:right="709"/>
+        <w:jc w:val="both"/>
+      </w:pPr>
+      <w:r>
+        <w:rPr>
+          <w:rFonts w:ascii="Calibri" w:hAnsi="Calibri" w:cs="Arial"/>
+          <w:rtl/>
+          <w:sz w:val="24"/>
+          <w:szCs w:val="24"/>
+        </w:rPr>
+        <w:t xml:space="preserve">3.3. عند انتهاء لوط والبدء بلوط تالٍ، يُسجَّل وقت التغيير ورقم الثوب لإمكان تتبع الحد الفاصل بين اللوطات.</w:t>
+      </w:r>
+    </w:p>
+    <w:p>
+      <w:pPr>
+        <w:pStyle w:val="ListeParagraf"/>
+        <w:bidi/>
+        <w:spacing w:after="80"/>
+        <w:ind w:left="0" w:right="709"/>
+        <w:jc w:val="both"/>
+      </w:pPr>
+      <w:r>
+        <w:rPr>
+          <w:rFonts w:ascii="Calibri" w:hAnsi="Calibri" w:cs="Arial"/>
+          <w:rtl/>
+          <w:sz w:val="24"/>
+          <w:szCs w:val="24"/>
+        </w:rPr>
+        <w:t xml:space="preserve">3.4. تُعاد البكرات المتبقية إلى المخزن ببطاقتها الأصلية مغطاة ومسجلة من جديد؛ ولا يُعاد استخدام البكرات المفتوحة أو المتسخة دون موافقة الجودة.</w:t>
+      </w:r>
+    </w:p>
+    <w:p>
+      <w:pPr>
+        <w:pStyle w:val="ListeParagraf"/>
+        <w:bidi/>
+        <w:spacing w:after="80"/>
+        <w:ind w:left="0" w:right="709"/>
+        <w:jc w:val="both"/>
+      </w:pPr>
+      <w:r>
+        <w:rPr>
+          <w:rFonts w:ascii="Calibri" w:hAnsi="Calibri" w:cs="Arial"/>
+          <w:rtl/>
+          <w:sz w:val="24"/>
+          <w:szCs w:val="24"/>
+        </w:rPr>
+        <w:t xml:space="preserve">3.5. يُفحص أول ثوب بعد كل تغيير لوط من حيث التخطيط (Barre) ودرجة اللون قبل قبول الأثواب التالية.</w:t>
+      </w:r>
+    </w:p>
+    <w:p>
+      <w:pPr>
+        <w:pStyle w:val="ListeParagraf"/>
+        <w:bidi/>
+        <w:spacing w:after="80"/>
+        <w:ind w:left="0" w:right="709"/>
+        <w:jc w:val="both"/>
+      </w:pPr>
+      <w:r>
+        <w:rPr>
+          <w:rFonts w:ascii="Calibri" w:hAnsi="Calibri" w:cs="Arial"/>
+          <w:rtl/>
+          <w:sz w:val="24"/>
+          <w:szCs w:val="24"/>
+        </w:rPr>
+        <w:t xml:space="preserve">3.6. لا تُستخدم لوطات مختلفة معًا إلا بموافقة كتابية من الجودة ومشرف التريكو، مع تسجيل السبب والأثواب المعنية وموافقة العميل عند اللزوم.</w:t>
+      </w:r>
+    </w:p>
+    <w:p>
+      <w:pPr>
+        <w:pStyle w:val="ListeParagraf"/>
+        <w:bidi/>
+        <w:spacing w:after="80"/>
+        <w:ind w:left="0" w:right="709"/>
+        <w:jc w:val="both"/>
+      </w:pPr>
+    </w:p>
+    <w:p>
+      <w:pPr>
+        <w:pStyle w:val="ListeParagraf"/>
+        <w:bidi/>
+        <w:spacing w:before="120" w:after="60"/>
+        <w:ind w:left="0" w:right="709"/>
+      </w:pPr>
+      <w:r>
+        <w:rPr>
+          <w:rFonts w:ascii="Calibri" w:hAnsi="Calibri" w:cs="Arial"/>
+          <w:b/>
+          <w:bCs/>
+          <w:rtl/>
+          <w:sz w:val="24"/>
+          <w:szCs w:val="24"/>
+        </w:rPr>
+        <w:t xml:space="preserve">4. المحظورات</w:t>
       </w:r>
     </w:p>
     <w:p>
@@ -1528,7 +2399,7 @@
           <w:sz w:val="24"/>
           <w:szCs w:val="24"/>
         </w:rPr>
-        <w:t xml:space="preserve">EMS.DP.PRO.08.01. إجراء استلام المواد وتخزينها</w:t>
+        <w:t xml:space="preserve">لا تصرف غزلًا لم تفرج عنه الجودة.</w:t>
       </w:r>
     </w:p>
     <w:p>
@@ -1549,7 +2420,7 @@
           <w:sz w:val="24"/>
           <w:szCs w:val="24"/>
         </w:rPr>
-        <w:t xml:space="preserve">EMS.KS.PRO.22.02. إجراء التحكم في المنتج غير المطابق</w:t>
+        <w:t xml:space="preserve">لا تخلط لوطات غزل مختلفة على نفس الماكينة أو في نفس لوط القماش دون موافقة كتابية من الجودة ومشرف التريكو.</w:t>
       </w:r>
     </w:p>
     <w:p>
@@ -1570,7 +2441,7 @@
           <w:sz w:val="24"/>
           <w:szCs w:val="24"/>
         </w:rPr>
-        <w:t xml:space="preserve">EMS.GR.TL.14.01. تعليمات تمييز المواد المعاد تدويرها وفصلها</w:t>
+        <w:t xml:space="preserve">لا تخزّن الغزل المعاد تدويره أو العضوي مع الغزل التقليدي.</w:t>
       </w:r>
     </w:p>
     <w:p>
@@ -1591,7 +2462,7 @@
           <w:sz w:val="24"/>
           <w:szCs w:val="24"/>
         </w:rPr>
-        <w:t xml:space="preserve">EMS.ÜR.TL.05.01. تعليمات تشغيل ماكينات التريكو الدائرية</w:t>
+        <w:t xml:space="preserve">لا تزل بطاقة تعريف الغزل ولا تغطها؛ ولا تغذِّ الماكينة ببكرات بلا بطاقة.</w:t>
       </w:r>
     </w:p>
     <w:p>
@@ -1619,7 +2490,7 @@
           <w:sz w:val="24"/>
           <w:szCs w:val="24"/>
         </w:rPr>
-        <w:t xml:space="preserve">6. التغذية الراجعة والمتابعة</w:t>
+        <w:t xml:space="preserve">5. في حالة عدم المطابقة</w:t>
       </w:r>
     </w:p>
     <w:p>
@@ -1637,10 +2508,305 @@
           <w:sz w:val="24"/>
           <w:szCs w:val="24"/>
         </w:rPr>
-        <w:t xml:space="preserve">تتابع الجودة والمشتريات شهريًا نسبة رفض الغزل لكل مورد وشكاوى التخطيط الناتجة عن خلط اللوطات. وتُراجع هذه التعليمات سنويًا أو بعد شكوى جودة ذات صلة.</w:t>
-      </w:r>
-    </w:p>
-    <w:p/>
+        <w:t xml:space="preserve">5.1. ضع على الغزل غير المطابق بطاقة حمراء «مرفوض / موقوف»، وانقله إلى منطقة الحجر، وأبلغ قسم المشتريات للتواصل مع المورد.</w:t>
+      </w:r>
+    </w:p>
+    <w:p>
+      <w:pPr>
+        <w:pStyle w:val="ListeParagraf"/>
+        <w:bidi/>
+        <w:spacing w:after="80"/>
+        <w:ind w:left="0" w:right="709"/>
+        <w:jc w:val="both"/>
+      </w:pPr>
+      <w:r>
+        <w:rPr>
+          <w:rFonts w:ascii="Calibri" w:hAnsi="Calibri" w:cs="Arial"/>
+          <w:rtl/>
+          <w:sz w:val="24"/>
+          <w:szCs w:val="24"/>
+        </w:rPr>
+        <w:t xml:space="preserve">5.2. إذا اكتُشف لوط خاطئ أو مخلوط عند الماكينة، أوقف الماكينة وأوقف الأثواب المنتجة منذ آخر ثوب تم التحقق منه، وأبلغ مشرف التريكو والجودة في اليوم نفسه.</w:t>
+      </w:r>
+    </w:p>
+    <w:p>
+      <w:pPr>
+        <w:pStyle w:val="ListeParagraf"/>
+        <w:bidi/>
+        <w:spacing w:after="80"/>
+        <w:ind w:left="0" w:right="709"/>
+        <w:jc w:val="both"/>
+      </w:pPr>
+      <w:r>
+        <w:rPr>
+          <w:rFonts w:ascii="Calibri" w:hAnsi="Calibri" w:cs="Arial"/>
+          <w:rtl/>
+          <w:sz w:val="24"/>
+          <w:szCs w:val="24"/>
+        </w:rPr>
+        <w:t xml:space="preserve">5.3. افتح سجل عدم مطابقة (DOP) عند تكرار أخطاء اللوطات أو شكاوى التخطيط (Barre) أو عيوب المورد؛ وابدأ تحليل السبب الجذري (5 لماذا أو عظمة السمكة) خلال 24 ساعة، واطلب من المورد تقرير 8D إذا كان الغزل هو السبب.</w:t>
+      </w:r>
+    </w:p>
+    <w:p>
+      <w:pPr>
+        <w:pStyle w:val="ListeParagraf"/>
+        <w:bidi/>
+        <w:spacing w:after="80"/>
+        <w:ind w:left="0" w:right="709"/>
+        <w:jc w:val="both"/>
+      </w:pPr>
+      <w:r>
+        <w:rPr>
+          <w:rFonts w:ascii="Calibri" w:hAnsi="Calibri" w:cs="Arial"/>
+          <w:rtl/>
+          <w:sz w:val="24"/>
+          <w:szCs w:val="24"/>
+        </w:rPr>
+        <w:t xml:space="preserve">5.4. لا يُغلق الـ DOP إلا بعد التحقق من الفعالية على اللوطات التالية وإرفاق الدليل.</w:t>
+      </w:r>
+    </w:p>
+    <w:p>
+      <w:pPr>
+        <w:pStyle w:val="ListeParagraf"/>
+        <w:bidi/>
+        <w:spacing w:after="80"/>
+        <w:ind w:left="0" w:right="709"/>
+        <w:jc w:val="both"/>
+      </w:pPr>
+    </w:p>
+    <w:p>
+      <w:pPr>
+        <w:pStyle w:val="ListeParagraf"/>
+        <w:bidi/>
+        <w:spacing w:before="120" w:after="60"/>
+        <w:ind w:left="0" w:right="709"/>
+      </w:pPr>
+      <w:r>
+        <w:rPr>
+          <w:rFonts w:ascii="Calibri" w:hAnsi="Calibri" w:cs="Arial"/>
+          <w:b/>
+          <w:bCs/>
+          <w:rtl/>
+          <w:sz w:val="24"/>
+          <w:szCs w:val="24"/>
+        </w:rPr>
+        <w:t xml:space="preserve">6. الوثائق والسجلات ذات الصلة</w:t>
+      </w:r>
+    </w:p>
+    <w:p>
+      <w:pPr>
+        <w:pStyle w:val="ListeParagraf"/>
+        <w:numPr>
+          <w:ilvl w:val="0"/>
+          <w:numId w:val="1"/>
+        </w:numPr>
+        <w:bidi/>
+        <w:spacing w:after="60"/>
+        <w:jc w:val="both"/>
+      </w:pPr>
+      <w:r>
+        <w:rPr>
+          <w:rFonts w:ascii="Calibri" w:hAnsi="Calibri" w:cs="Arial"/>
+          <w:rtl/>
+          <w:sz w:val="24"/>
+          <w:szCs w:val="24"/>
+        </w:rPr>
+        <w:t xml:space="preserve">TLM-ORM-01 تعليمات التحقق من لوط الغزل والتغذية؛ PRS-ORM-01 إجراء إنتاج التريكو والنسيج</w:t>
+      </w:r>
+    </w:p>
+    <w:p>
+      <w:pPr>
+        <w:pStyle w:val="ListeParagraf"/>
+        <w:numPr>
+          <w:ilvl w:val="0"/>
+          <w:numId w:val="1"/>
+        </w:numPr>
+        <w:bidi/>
+        <w:spacing w:after="60"/>
+        <w:jc w:val="both"/>
+      </w:pPr>
+      <w:r>
+        <w:rPr>
+          <w:rFonts w:ascii="Calibri" w:hAnsi="Calibri" w:cs="Arial"/>
+          <w:rtl/>
+          <w:sz w:val="24"/>
+          <w:szCs w:val="24"/>
+        </w:rPr>
+        <w:t xml:space="preserve">FRM-ORM-01 نموذج أمر الإنتاج ولوط الغزل</w:t>
+      </w:r>
+    </w:p>
+    <w:p>
+      <w:pPr>
+        <w:pStyle w:val="ListeParagraf"/>
+        <w:numPr>
+          <w:ilvl w:val="0"/>
+          <w:numId w:val="1"/>
+        </w:numPr>
+        <w:bidi/>
+        <w:spacing w:after="60"/>
+        <w:jc w:val="both"/>
+      </w:pPr>
+      <w:r>
+        <w:rPr>
+          <w:rFonts w:ascii="Calibri" w:hAnsi="Calibri" w:cs="Arial"/>
+          <w:rtl/>
+          <w:sz w:val="24"/>
+          <w:szCs w:val="24"/>
+        </w:rPr>
+        <w:t xml:space="preserve">سجل استلام الغزل وبطاقة تعريف الغزل وسجل صرف الغزل</w:t>
+      </w:r>
+    </w:p>
+    <w:p>
+      <w:pPr>
+        <w:pStyle w:val="ListeParagraf"/>
+        <w:numPr>
+          <w:ilvl w:val="0"/>
+          <w:numId w:val="1"/>
+        </w:numPr>
+        <w:bidi/>
+        <w:spacing w:after="60"/>
+        <w:jc w:val="both"/>
+      </w:pPr>
+      <w:r>
+        <w:rPr>
+          <w:rFonts w:ascii="Calibri" w:hAnsi="Calibri" w:cs="Arial"/>
+          <w:rtl/>
+          <w:sz w:val="24"/>
+          <w:szCs w:val="24"/>
+        </w:rPr>
+        <w:t xml:space="preserve">EMS.ÜR.PRO.05.06. إجراء إنتاج التريكو والنسيج</w:t>
+      </w:r>
+    </w:p>
+    <w:p>
+      <w:pPr>
+        <w:pStyle w:val="ListeParagraf"/>
+        <w:numPr>
+          <w:ilvl w:val="0"/>
+          <w:numId w:val="1"/>
+        </w:numPr>
+        <w:bidi/>
+        <w:spacing w:after="60"/>
+        <w:jc w:val="both"/>
+      </w:pPr>
+      <w:r>
+        <w:rPr>
+          <w:rFonts w:ascii="Calibri" w:hAnsi="Calibri" w:cs="Arial"/>
+          <w:rtl/>
+          <w:sz w:val="24"/>
+          <w:szCs w:val="24"/>
+        </w:rPr>
+        <w:t xml:space="preserve">EMS.DP.PRO.08.01. إجراء استلام المواد وتخزينها</w:t>
+      </w:r>
+    </w:p>
+    <w:p>
+      <w:pPr>
+        <w:pStyle w:val="ListeParagraf"/>
+        <w:numPr>
+          <w:ilvl w:val="0"/>
+          <w:numId w:val="1"/>
+        </w:numPr>
+        <w:bidi/>
+        <w:spacing w:after="60"/>
+        <w:jc w:val="both"/>
+      </w:pPr>
+      <w:r>
+        <w:rPr>
+          <w:rFonts w:ascii="Calibri" w:hAnsi="Calibri" w:cs="Arial"/>
+          <w:rtl/>
+          <w:sz w:val="24"/>
+          <w:szCs w:val="24"/>
+        </w:rPr>
+        <w:t xml:space="preserve">EMS.KS.PRO.22.02. إجراء التحكم في المنتج غير المطابق</w:t>
+      </w:r>
+    </w:p>
+    <w:p>
+      <w:pPr>
+        <w:pStyle w:val="ListeParagraf"/>
+        <w:numPr>
+          <w:ilvl w:val="0"/>
+          <w:numId w:val="1"/>
+        </w:numPr>
+        <w:bidi/>
+        <w:spacing w:after="60"/>
+        <w:jc w:val="both"/>
+      </w:pPr>
+      <w:r>
+        <w:rPr>
+          <w:rFonts w:ascii="Calibri" w:hAnsi="Calibri" w:cs="Arial"/>
+          <w:rtl/>
+          <w:sz w:val="24"/>
+          <w:szCs w:val="24"/>
+        </w:rPr>
+        <w:t xml:space="preserve">EMS.GR.TL.14.01. تعليمات تمييز المواد المعاد تدويرها وفصلها</w:t>
+      </w:r>
+    </w:p>
+    <w:p>
+      <w:pPr>
+        <w:pStyle w:val="ListeParagraf"/>
+        <w:numPr>
+          <w:ilvl w:val="0"/>
+          <w:numId w:val="1"/>
+        </w:numPr>
+        <w:bidi/>
+        <w:spacing w:after="60"/>
+        <w:jc w:val="both"/>
+      </w:pPr>
+      <w:r>
+        <w:rPr>
+          <w:rFonts w:ascii="Calibri" w:hAnsi="Calibri" w:cs="Arial"/>
+          <w:rtl/>
+          <w:sz w:val="24"/>
+          <w:szCs w:val="24"/>
+        </w:rPr>
+        <w:t xml:space="preserve">EMS.ÜR.TL.05.01. تعليمات تشغيل ماكينات التريكو الدائرية</w:t>
+      </w:r>
+    </w:p>
+    <w:p>
+      <w:pPr>
+        <w:pStyle w:val="ListeParagraf"/>
+        <w:bidi/>
+        <w:spacing w:after="80"/>
+        <w:ind w:left="0" w:right="709"/>
+        <w:jc w:val="both"/>
+      </w:pPr>
+    </w:p>
+    <w:p>
+      <w:pPr>
+        <w:pStyle w:val="ListeParagraf"/>
+        <w:bidi/>
+        <w:spacing w:before="120" w:after="60"/>
+        <w:ind w:left="0" w:right="709"/>
+      </w:pPr>
+      <w:r>
+        <w:rPr>
+          <w:rFonts w:ascii="Calibri" w:hAnsi="Calibri" w:cs="Arial"/>
+          <w:b/>
+          <w:bCs/>
+          <w:rtl/>
+          <w:sz w:val="24"/>
+          <w:szCs w:val="24"/>
+        </w:rPr>
+        <w:t xml:space="preserve">7. التغذية الراجعة والمتابعة</w:t>
+      </w:r>
+    </w:p>
+    <w:p>
+      <w:pPr>
+        <w:pStyle w:val="ListeParagraf"/>
+        <w:bidi/>
+        <w:spacing w:after="80"/>
+        <w:ind w:left="0" w:right="709"/>
+        <w:jc w:val="both"/>
+      </w:pPr>
+      <w:r>
+        <w:rPr>
+          <w:rFonts w:ascii="Calibri" w:hAnsi="Calibri" w:cs="Arial"/>
+          <w:rtl/>
+          <w:sz w:val="24"/>
+          <w:szCs w:val="24"/>
+        </w:rPr>
+        <w:t xml:space="preserve">تتابع الجودة والتخطيط والمشتريات شهريًا نسبة رفض الغزل لكل مورد، وحوادث اللوط الخاطئ (الهدف: صفر)، وشكاوى التخطيط (Barre) الناتجة عن خلط اللوطات، كما تُتابَع مدة إغلاق الـ DOP المفتوحة. وتُراجع هذه التعليمات سنويًا أو بعد شكوى جودة ذات صلة.</w:t>
+      </w:r>
+    </w:p>
     <w:p>
       <w:pPr>
         <w:pStyle w:val="ListeParagraf"/>
@@ -2882,6 +4048,57 @@
     </w:tbl>
     <w:p>
       <w:pPr>
+        <w:pStyle w:val="ListeParagraf"/>
+        <w:spacing w:before="160" w:after="0"/>
+        <w:ind w:left="709"/>
+      </w:pPr>
+      <w:r>
+        <w:rPr>
+          <w:rFonts w:ascii="Calibri" w:hAnsi="Calibri" w:cs="Calibri"/>
+          <w:b/>
+          <w:bCs/>
+          <w:sz w:val="20"/>
+          <w:szCs w:val="20"/>
+        </w:rPr>
+        <w:t xml:space="preserve">Hazırlayan: Planlama Müdürü  ..........................</w:t>
+      </w:r>
+    </w:p>
+    <w:p>
+      <w:pPr>
+        <w:pStyle w:val="ListeParagraf"/>
+        <w:spacing w:before="40" w:after="0"/>
+        <w:ind w:left="709"/>
+      </w:pPr>
+      <w:r>
+        <w:rPr>
+          <w:rFonts w:ascii="Calibri" w:hAnsi="Calibri" w:cs="Calibri"/>
+          <w:b/>
+          <w:bCs/>
+          <w:sz w:val="20"/>
+          <w:szCs w:val="20"/>
+        </w:rPr>
+        <w:t xml:space="preserve">Kontrol: Üretim Müdürü  ..........................</w:t>
+      </w:r>
+    </w:p>
+    <w:p>
+      <w:pPr>
+        <w:pStyle w:val="ListeParagraf"/>
+        <w:spacing w:before="40" w:after="0"/>
+        <w:ind w:left="709"/>
+      </w:pPr>
+      <w:r>
+        <w:rPr>
+          <w:rFonts w:ascii="Calibri" w:hAnsi="Calibri" w:cs="Calibri"/>
+          <w:b/>
+          <w:bCs/>
+          <w:sz w:val="20"/>
+          <w:szCs w:val="20"/>
+        </w:rPr>
+        <w:t xml:space="preserve">Kalite Müdürü: ..........................    Fabrika Müdürü: ..........................</w:t>
+      </w:r>
+    </w:p>
+    <w:p>
+      <w:pPr>
         <w:spacing w:before="0" w:after="0" w:line="20" w:lineRule="exact"/>
         <w:rPr>
           <w:vanish/>
@@ -3422,7 +4639,7 @@
               <w:sz w:val="16"/>
               <w:szCs w:val="16"/>
             </w:rPr>
-            <w:t>0</w:t>
+            <w:t>1</w:t>
           </w:r>
         </w:p>
         <w:p>
@@ -3441,7 +4658,7 @@
               <w:sz w:val="16"/>
               <w:szCs w:val="16"/>
             </w:rPr>
-            <w:t>… / … / …</w:t>
+            <w:t>14.10.2026</w:t>
           </w:r>
         </w:p>
       </w:tc>

--- a/prosedurler/EMS.ÜR.TL.05.07. Yarn Receiving and Yarn Lot Control Instruction.docx
+++ b/prosedurler/EMS.ÜR.TL.05.07. Yarn Receiving and Yarn Lot Control Instruction.docx
@@ -32,7 +32,7 @@
           <w:sz w:val="24"/>
           <w:szCs w:val="24"/>
         </w:rPr>
-        <w:t xml:space="preserve">This instruction defines how yarn is received, checked, identified by lot, tested, stored and issued to knitting at Eroglu Knitting (EMS), so that only conforming yarn is used, different yarn lots are never mixed in one fabric order and every fabric roll can be traced back to its yarn lot. It also covers the yarn lot check and feeding step of the knitting process (TLM-ORM-01).</w:t>
+        <w:t xml:space="preserve">This instruction defines how yarn is received, checked, identified by lot, tested, stored and issued to knitting at Eroglu Knitting (EMS), so that only conforming yarn is used, different yarn lots are never mixed in one fabric order and every fabric roll can be traced back to its yarn lot. It also covers the yarn lot check and feeding step of the knitting process (EMS.ÜR.TL.05.07).</w:t>
       </w:r>
     </w:p>
     <w:p>
@@ -132,7 +132,7 @@
           <w:sz w:val="24"/>
           <w:szCs w:val="24"/>
         </w:rPr>
-        <w:t xml:space="preserve"> Prepares the production order with fabric type, GSM, width, yarn count and quantity, assigns the yarn lot and records it on the Production Order and Yarn Lot Form (FRM-ORM-01).</w:t>
+        <w:t xml:space="preserve"> Prepares the production order with fabric type, GSM, width, yarn count and quantity, assigns the yarn lot and records it on the Production Order and Yarn Lot Form (EMS.ÜR.FRM.05.03).</w:t>
       </w:r>
     </w:p>
     <w:p>
@@ -833,7 +833,7 @@
           <w:sz w:val="24"/>
           <w:szCs w:val="24"/>
         </w:rPr>
-        <w:t xml:space="preserve">3.1. Before feeding, the Knitting Supervisor compares the cone label (supplier, count, composition, lot, colour) with the production order and the Production Order and Yarn Lot Form (FRM-ORM-01).</w:t>
+        <w:t xml:space="preserve">3.1. Before feeding, the Knitting Supervisor compares the cone label (supplier, count, composition, lot, colour) with the production order and the Production Order and Yarn Lot Form (EMS.ÜR.FRM.05.03).</w:t>
       </w:r>
     </w:p>
     <w:p>
@@ -1147,7 +1147,7 @@
           <w:sz w:val="24"/>
           <w:szCs w:val="24"/>
         </w:rPr>
-        <w:t xml:space="preserve">TLM-ORM-01 Yarn lot check and feeding instruction; PRS-ORM-01 Knitting and Weaving Production Procedure</w:t>
+        <w:t xml:space="preserve">EMS.ÜR.TL.05.07 Yarn lot check and feeding instruction; EMS.ÜR.PRO.05.06 Knitting and Weaving Production Procedure</w:t>
       </w:r>
     </w:p>
     <w:p>
@@ -1166,7 +1166,7 @@
           <w:sz w:val="24"/>
           <w:szCs w:val="24"/>
         </w:rPr>
-        <w:t xml:space="preserve">FRM-ORM-01 Production Order and Yarn Lot Form</w:t>
+        <w:t xml:space="preserve">EMS.ÜR.FRM.05.03 Production Order and Yarn Lot Form</w:t>
       </w:r>
     </w:p>
     <w:p>
@@ -1363,7 +1363,7 @@
           <w:sz w:val="24"/>
           <w:szCs w:val="24"/>
         </w:rPr>
-        <w:t xml:space="preserve">تحدد هذه التعليمات كيفية استلام الغزل وفحصه وتمييزه حسب اللوط واختباره وتخزينه وصرفه إلى قسم التريكو لدى شركة إيروغلو للتريكو (EMS)، بحيث لا يُستخدم إلا الغزل المطابق ولا تُخلط لوطات الغزل المختلفة في أمر قماش واحد ويمكن تتبع كل ثوب قماش حتى لوط الغزل الخاص به. وتغطي أيضًا خطوة التحقق من لوط الغزل وتغذية الماكينة ضمن عملية التريكو (TLM-ORM-01).</w:t>
+        <w:t xml:space="preserve">تحدد هذه التعليمات كيفية استلام الغزل وفحصه وتمييزه حسب اللوط واختباره وتخزينه وصرفه إلى قسم التريكو لدى شركة إيروغلو للتريكو (EMS)، بحيث لا يُستخدم إلا الغزل المطابق ولا تُخلط لوطات الغزل المختلفة في أمر قماش واحد ويمكن تتبع كل ثوب قماش حتى لوط الغزل الخاص به. وتغطي أيضًا خطوة التحقق من لوط الغزل وتغذية الماكينة ضمن عملية التريكو (EMS.ÜR.TL.05.07).</w:t>
       </w:r>
     </w:p>
     <w:p>
@@ -1475,7 +1475,7 @@
           <w:sz w:val="24"/>
           <w:szCs w:val="24"/>
         </w:rPr>
-        <w:t xml:space="preserve"> يعد أمر الإنتاج متضمنًا نوع القماش والوزن بالمتر المربع والعرض ونمرة الغزل والكمية، ويحدد لوط الغزل ويسجله في نموذج أمر الإنتاج ولوط الغزل (FRM-ORM-01).</w:t>
+        <w:t xml:space="preserve"> يعد أمر الإنتاج متضمنًا نوع القماش والوزن بالمتر المربع والعرض ونمرة الغزل والكمية، ويحدد لوط الغزل ويسجله في نموذج أمر الإنتاج ولوط الغزل (EMS.ÜR.FRM.05.03).</w:t>
       </w:r>
     </w:p>
     <w:p>
@@ -2260,7 +2260,7 @@
           <w:sz w:val="24"/>
           <w:szCs w:val="24"/>
         </w:rPr>
-        <w:t xml:space="preserve">3.1. قبل التغذية يقارن مشرف التريكو بطاقة البكرة (المورد والنمرة والتركيب واللوط واللون) مع أمر الإنتاج ونموذج أمر الإنتاج ولوط الغزل (FRM-ORM-01).</w:t>
+        <w:t xml:space="preserve">3.1. قبل التغذية يقارن مشرف التريكو بطاقة البكرة (المورد والنمرة والتركيب واللوط واللون) مع أمر الإنتاج ونموذج أمر الإنتاج ولوط الغزل (EMS.ÜR.FRM.05.03).</w:t>
       </w:r>
     </w:p>
     <w:p>
@@ -2611,7 +2611,7 @@
           <w:sz w:val="24"/>
           <w:szCs w:val="24"/>
         </w:rPr>
-        <w:t xml:space="preserve">TLM-ORM-01 تعليمات التحقق من لوط الغزل والتغذية؛ PRS-ORM-01 إجراء إنتاج التريكو والنسيج</w:t>
+        <w:t xml:space="preserve">EMS.ÜR.TL.05.07 تعليمات التحقق من لوط الغزل والتغذية؛ EMS.ÜR.PRO.05.06 إجراء إنتاج التريكو والنسيج</w:t>
       </w:r>
     </w:p>
     <w:p>
@@ -2632,7 +2632,7 @@
           <w:sz w:val="24"/>
           <w:szCs w:val="24"/>
         </w:rPr>
-        <w:t xml:space="preserve">FRM-ORM-01 نموذج أمر الإنتاج ولوط الغزل</w:t>
+        <w:t xml:space="preserve">EMS.ÜR.FRM.05.03 نموذج أمر الإنتاج ولوط الغزل</w:t>
       </w:r>
     </w:p>
     <w:p>
